--- a/doc_tables/best_cats_aromatic.docx
+++ b/doc_tables/best_cats_aromatic.docx
@@ -1048,6 +1048,88 @@
           </w:tcPr>
           <w:p>
             <w:r>
+              <w:t>Au</w:t>
+            </w:r>
+          </w:p>
+        </w:tc>
+        <w:tc>
+          <w:tcPr>
+            <w:tcW w:type="dxa" w:w="1080"/>
+          </w:tcPr>
+          <w:p>
+            <w:r>
+              <w:t>5</w:t>
+            </w:r>
+          </w:p>
+        </w:tc>
+        <w:tc>
+          <w:tcPr>
+            <w:tcW w:type="dxa" w:w="1080"/>
+          </w:tcPr>
+          <w:p>
+            <w:r>
+              <w:t>(196/120.0°C/no base/Au/TiO2-VS/inert/10.1002/chem.201001848/2010)</w:t>
+            </w:r>
+          </w:p>
+        </w:tc>
+        <w:tc>
+          <w:tcPr>
+            <w:tcW w:type="dxa" w:w="1080"/>
+          </w:tcPr>
+          <w:p>
+            <w:r>
+              <w:t>(196/120.0°C/no base/Au/TiO2-VS/inert/10.1002/chem.201001848/2010)</w:t>
+            </w:r>
+          </w:p>
+        </w:tc>
+        <w:tc>
+          <w:tcPr>
+            <w:tcW w:type="dxa" w:w="1080"/>
+          </w:tcPr>
+          <w:p>
+            <w:r>
+              <w:t>(9/100.0°C/tBuOK/Ph3PAuCl/inert/10.1016/j.tet.2014.10.007/2014)</w:t>
+            </w:r>
+          </w:p>
+        </w:tc>
+        <w:tc>
+          <w:tcPr>
+            <w:tcW w:type="dxa" w:w="1080"/>
+          </w:tcPr>
+          <w:p>
+            <w:r>
+              <w:t>(196/120.0°C/no base/Au/TiO2-VS/inert/10.1002/chem.201001848/2010)</w:t>
+            </w:r>
+          </w:p>
+        </w:tc>
+        <w:tc>
+          <w:tcPr>
+            <w:tcW w:type="dxa" w:w="1080"/>
+          </w:tcPr>
+          <w:p>
+            <w:r>
+              <w:t>(20/110.0°C/no base/Au/ZrO2/inert/10.1016/j.apcata.2011.11.017/2011)</w:t>
+            </w:r>
+          </w:p>
+        </w:tc>
+        <w:tc>
+          <w:tcPr>
+            <w:tcW w:type="dxa" w:w="1080"/>
+          </w:tcPr>
+          <w:p>
+            <w:r>
+              <w:t>['no base', 'tBuOK']</w:t>
+            </w:r>
+          </w:p>
+        </w:tc>
+      </w:tr>
+      <w:tr>
+        <w:tc>
+          <w:tcPr>
+            <w:tcW w:type="dxa" w:w="1080"/>
+          </w:tcPr>
+          <w:p>
+            <w:r>
               <w:t>Pt</w:t>
             </w:r>
           </w:p>
@@ -1130,7 +1212,7 @@
           </w:tcPr>
           <w:p>
             <w:r>
-              <w:t>Au</w:t>
+              <w:t>Zn</w:t>
             </w:r>
           </w:p>
         </w:tc>
@@ -1140,7 +1222,7 @@
           </w:tcPr>
           <w:p>
             <w:r>
-              <w:t>5</w:t>
+              <w:t>3</w:t>
             </w:r>
           </w:p>
         </w:tc>
@@ -1150,7 +1232,7 @@
           </w:tcPr>
           <w:p>
             <w:r>
-              <w:t>(196/120.0°C/no base/Au/TiO2-VS/inert/10.1002/chem.201001848/2010)</w:t>
+              <w:t>(106/120.0°C/KOH/CNS@Zn1-AA/inert/10.3390/nano13030445/2023)</w:t>
             </w:r>
           </w:p>
         </w:tc>
@@ -1160,7 +1242,7 @@
           </w:tcPr>
           <w:p>
             <w:r>
-              <w:t>(196/120.0°C/no base/Au/TiO2-VS/inert/10.1002/chem.201001848/2010)</w:t>
+              <w:t>(106/120.0°C/KOH/CNS@Zn1-AA/inert/10.3390/nano13030445/2023)</w:t>
             </w:r>
           </w:p>
         </w:tc>
@@ -1170,7 +1252,7 @@
           </w:tcPr>
           <w:p>
             <w:r>
-              <w:t>(9/100.0°C/tBuOK/Ph3PAuCl/inert/10.1016/j.tet.2014.10.007/2014)</w:t>
+              <w:t>(23/120.0°C/tBuOK/(NNN2)ZnCl2/inert/10.1021/acs.joc.2c01773/2022)</w:t>
             </w:r>
           </w:p>
         </w:tc>
@@ -1180,7 +1262,7 @@
           </w:tcPr>
           <w:p>
             <w:r>
-              <w:t>(196/120.0°C/no base/Au/TiO2-VS/inert/10.1002/chem.201001848/2010)</w:t>
+              <w:t>no data</w:t>
             </w:r>
           </w:p>
         </w:tc>
@@ -1190,7 +1272,7 @@
           </w:tcPr>
           <w:p>
             <w:r>
-              <w:t>(20/110.0°C/no base/Au/ZrO2/inert/10.1016/j.apcata.2011.11.017/2011)</w:t>
+              <w:t>no data</w:t>
             </w:r>
           </w:p>
         </w:tc>
@@ -1200,7 +1282,7 @@
           </w:tcPr>
           <w:p>
             <w:r>
-              <w:t>['no base', 'tBuOK']</w:t>
+              <w:t>['tBuOK', 'KOH']</w:t>
             </w:r>
           </w:p>
         </w:tc>
@@ -1283,88 +1365,6 @@
           <w:p>
             <w:r>
               <w:t>['KOH', 'no base']</w:t>
-            </w:r>
-          </w:p>
-        </w:tc>
-      </w:tr>
-      <w:tr>
-        <w:tc>
-          <w:tcPr>
-            <w:tcW w:type="dxa" w:w="1080"/>
-          </w:tcPr>
-          <w:p>
-            <w:r>
-              <w:t>Zn</w:t>
-            </w:r>
-          </w:p>
-        </w:tc>
-        <w:tc>
-          <w:tcPr>
-            <w:tcW w:type="dxa" w:w="1080"/>
-          </w:tcPr>
-          <w:p>
-            <w:r>
-              <w:t>3</w:t>
-            </w:r>
-          </w:p>
-        </w:tc>
-        <w:tc>
-          <w:tcPr>
-            <w:tcW w:type="dxa" w:w="1080"/>
-          </w:tcPr>
-          <w:p>
-            <w:r>
-              <w:t>(106/120.0°C/KOH/CNS@Zn1-AA/inert/10.3390/nano13030445/2023)</w:t>
-            </w:r>
-          </w:p>
-        </w:tc>
-        <w:tc>
-          <w:tcPr>
-            <w:tcW w:type="dxa" w:w="1080"/>
-          </w:tcPr>
-          <w:p>
-            <w:r>
-              <w:t>(106/120.0°C/KOH/CNS@Zn1-AA/inert/10.3390/nano13030445/2023)</w:t>
-            </w:r>
-          </w:p>
-        </w:tc>
-        <w:tc>
-          <w:tcPr>
-            <w:tcW w:type="dxa" w:w="1080"/>
-          </w:tcPr>
-          <w:p>
-            <w:r>
-              <w:t>(23/120.0°C/tBuOK/(NNN2)ZnCl2/inert/10.1021/acs.joc.2c01773/2022)</w:t>
-            </w:r>
-          </w:p>
-        </w:tc>
-        <w:tc>
-          <w:tcPr>
-            <w:tcW w:type="dxa" w:w="1080"/>
-          </w:tcPr>
-          <w:p>
-            <w:r>
-              <w:t>no data</w:t>
-            </w:r>
-          </w:p>
-        </w:tc>
-        <w:tc>
-          <w:tcPr>
-            <w:tcW w:type="dxa" w:w="1080"/>
-          </w:tcPr>
-          <w:p>
-            <w:r>
-              <w:t>no data</w:t>
-            </w:r>
-          </w:p>
-        </w:tc>
-        <w:tc>
-          <w:tcPr>
-            <w:tcW w:type="dxa" w:w="1080"/>
-          </w:tcPr>
-          <w:p>
-            <w:r>
-              <w:t>['tBuOK', 'KOH']</w:t>
             </w:r>
           </w:p>
         </w:tc>
@@ -1622,88 +1622,6 @@
           </w:tcPr>
           <w:p>
             <w:r>
-              <w:t>Sm</w:t>
-            </w:r>
-          </w:p>
-        </w:tc>
-        <w:tc>
-          <w:tcPr>
-            <w:tcW w:type="dxa" w:w="1080"/>
-          </w:tcPr>
-          <w:p>
-            <w:r>
-              <w:t>1</w:t>
-            </w:r>
-          </w:p>
-        </w:tc>
-        <w:tc>
-          <w:tcPr>
-            <w:tcW w:type="dxa" w:w="1080"/>
-          </w:tcPr>
-          <w:p>
-            <w:r>
-              <w:t>(28/140.0°C/tBuOK/SmI2/inert/10.1021/acs.joc.9b00717/2019)</w:t>
-            </w:r>
-          </w:p>
-        </w:tc>
-        <w:tc>
-          <w:tcPr>
-            <w:tcW w:type="dxa" w:w="1080"/>
-          </w:tcPr>
-          <w:p>
-            <w:r>
-              <w:t>(28/140.0°C/tBuOK/SmI2/inert/10.1021/acs.joc.9b00717/2019)</w:t>
-            </w:r>
-          </w:p>
-        </w:tc>
-        <w:tc>
-          <w:tcPr>
-            <w:tcW w:type="dxa" w:w="1080"/>
-          </w:tcPr>
-          <w:p>
-            <w:r>
-              <w:t>(27/140.0°C/tBuOK/SmI2/inert/10.1021/acs.joc.9b00717/2019)</w:t>
-            </w:r>
-          </w:p>
-        </w:tc>
-        <w:tc>
-          <w:tcPr>
-            <w:tcW w:type="dxa" w:w="1080"/>
-          </w:tcPr>
-          <w:p>
-            <w:r>
-              <w:t>no data</w:t>
-            </w:r>
-          </w:p>
-        </w:tc>
-        <w:tc>
-          <w:tcPr>
-            <w:tcW w:type="dxa" w:w="1080"/>
-          </w:tcPr>
-          <w:p>
-            <w:r>
-              <w:t>no data</w:t>
-            </w:r>
-          </w:p>
-        </w:tc>
-        <w:tc>
-          <w:tcPr>
-            <w:tcW w:type="dxa" w:w="1080"/>
-          </w:tcPr>
-          <w:p>
-            <w:r>
-              <w:t>['tBuOK']</w:t>
-            </w:r>
-          </w:p>
-        </w:tc>
-      </w:tr>
-      <w:tr>
-        <w:tc>
-          <w:tcPr>
-            <w:tcW w:type="dxa" w:w="1080"/>
-          </w:tcPr>
-          <w:p>
-            <w:r>
               <w:t>Cr</w:t>
             </w:r>
           </w:p>
@@ -1868,6 +1786,88 @@
           </w:tcPr>
           <w:p>
             <w:r>
+              <w:t>Bi</w:t>
+            </w:r>
+          </w:p>
+        </w:tc>
+        <w:tc>
+          <w:tcPr>
+            <w:tcW w:type="dxa" w:w="1080"/>
+          </w:tcPr>
+          <w:p>
+            <w:r>
+              <w:t>1</w:t>
+            </w:r>
+          </w:p>
+        </w:tc>
+        <w:tc>
+          <w:tcPr>
+            <w:tcW w:type="dxa" w:w="1080"/>
+          </w:tcPr>
+          <w:p>
+            <w:r>
+              <w:t>(100/25.0°C/tBuOK/Bi-S3/S-Vs/inert/10.1039/d2ta06142b/2022)</w:t>
+            </w:r>
+          </w:p>
+        </w:tc>
+        <w:tc>
+          <w:tcPr>
+            <w:tcW w:type="dxa" w:w="1080"/>
+          </w:tcPr>
+          <w:p>
+            <w:r>
+              <w:t>(100/25.0°C/tBuOK/Bi-S3/S-Vs/inert/10.1039/d2ta06142b/2022)</w:t>
+            </w:r>
+          </w:p>
+        </w:tc>
+        <w:tc>
+          <w:tcPr>
+            <w:tcW w:type="dxa" w:w="1080"/>
+          </w:tcPr>
+          <w:p>
+            <w:r>
+              <w:t>(94/25.0°C/tBuOK/Bi-S3/S-Vs/inert/10.1039/d2ta06142b/2022)</w:t>
+            </w:r>
+          </w:p>
+        </w:tc>
+        <w:tc>
+          <w:tcPr>
+            <w:tcW w:type="dxa" w:w="1080"/>
+          </w:tcPr>
+          <w:p>
+            <w:r>
+              <w:t>no data</w:t>
+            </w:r>
+          </w:p>
+        </w:tc>
+        <w:tc>
+          <w:tcPr>
+            <w:tcW w:type="dxa" w:w="1080"/>
+          </w:tcPr>
+          <w:p>
+            <w:r>
+              <w:t>no data</w:t>
+            </w:r>
+          </w:p>
+        </w:tc>
+        <w:tc>
+          <w:tcPr>
+            <w:tcW w:type="dxa" w:w="1080"/>
+          </w:tcPr>
+          <w:p>
+            <w:r>
+              <w:t>['tBuOK']</w:t>
+            </w:r>
+          </w:p>
+        </w:tc>
+      </w:tr>
+      <w:tr>
+        <w:tc>
+          <w:tcPr>
+            <w:tcW w:type="dxa" w:w="1080"/>
+          </w:tcPr>
+          <w:p>
+            <w:r>
               <w:t>Re</w:t>
             </w:r>
           </w:p>
@@ -1950,6 +1950,88 @@
           </w:tcPr>
           <w:p>
             <w:r>
+              <w:t>Sm</w:t>
+            </w:r>
+          </w:p>
+        </w:tc>
+        <w:tc>
+          <w:tcPr>
+            <w:tcW w:type="dxa" w:w="1080"/>
+          </w:tcPr>
+          <w:p>
+            <w:r>
+              <w:t>1</w:t>
+            </w:r>
+          </w:p>
+        </w:tc>
+        <w:tc>
+          <w:tcPr>
+            <w:tcW w:type="dxa" w:w="1080"/>
+          </w:tcPr>
+          <w:p>
+            <w:r>
+              <w:t>(28/140.0°C/tBuOK/SmI2/inert/10.1021/acs.joc.9b00717/2019)</w:t>
+            </w:r>
+          </w:p>
+        </w:tc>
+        <w:tc>
+          <w:tcPr>
+            <w:tcW w:type="dxa" w:w="1080"/>
+          </w:tcPr>
+          <w:p>
+            <w:r>
+              <w:t>(28/140.0°C/tBuOK/SmI2/inert/10.1021/acs.joc.9b00717/2019)</w:t>
+            </w:r>
+          </w:p>
+        </w:tc>
+        <w:tc>
+          <w:tcPr>
+            <w:tcW w:type="dxa" w:w="1080"/>
+          </w:tcPr>
+          <w:p>
+            <w:r>
+              <w:t>(27/140.0°C/tBuOK/SmI2/inert/10.1021/acs.joc.9b00717/2019)</w:t>
+            </w:r>
+          </w:p>
+        </w:tc>
+        <w:tc>
+          <w:tcPr>
+            <w:tcW w:type="dxa" w:w="1080"/>
+          </w:tcPr>
+          <w:p>
+            <w:r>
+              <w:t>no data</w:t>
+            </w:r>
+          </w:p>
+        </w:tc>
+        <w:tc>
+          <w:tcPr>
+            <w:tcW w:type="dxa" w:w="1080"/>
+          </w:tcPr>
+          <w:p>
+            <w:r>
+              <w:t>no data</w:t>
+            </w:r>
+          </w:p>
+        </w:tc>
+        <w:tc>
+          <w:tcPr>
+            <w:tcW w:type="dxa" w:w="1080"/>
+          </w:tcPr>
+          <w:p>
+            <w:r>
+              <w:t>['tBuOK']</w:t>
+            </w:r>
+          </w:p>
+        </w:tc>
+      </w:tr>
+      <w:tr>
+        <w:tc>
+          <w:tcPr>
+            <w:tcW w:type="dxa" w:w="1080"/>
+          </w:tcPr>
+          <w:p>
+            <w:r>
               <w:t>Hf</w:t>
             </w:r>
           </w:p>
@@ -2021,88 +2103,6 @@
           <w:p>
             <w:r>
               <w:t>['no base']</w:t>
-            </w:r>
-          </w:p>
-        </w:tc>
-      </w:tr>
-      <w:tr>
-        <w:tc>
-          <w:tcPr>
-            <w:tcW w:type="dxa" w:w="1080"/>
-          </w:tcPr>
-          <w:p>
-            <w:r>
-              <w:t>Bi</w:t>
-            </w:r>
-          </w:p>
-        </w:tc>
-        <w:tc>
-          <w:tcPr>
-            <w:tcW w:type="dxa" w:w="1080"/>
-          </w:tcPr>
-          <w:p>
-            <w:r>
-              <w:t>1</w:t>
-            </w:r>
-          </w:p>
-        </w:tc>
-        <w:tc>
-          <w:tcPr>
-            <w:tcW w:type="dxa" w:w="1080"/>
-          </w:tcPr>
-          <w:p>
-            <w:r>
-              <w:t>(100/25.0°C/tBuOK/Bi-S3/S-Vs/inert/10.1039/d2ta06142b/2022)</w:t>
-            </w:r>
-          </w:p>
-        </w:tc>
-        <w:tc>
-          <w:tcPr>
-            <w:tcW w:type="dxa" w:w="1080"/>
-          </w:tcPr>
-          <w:p>
-            <w:r>
-              <w:t>(100/25.0°C/tBuOK/Bi-S3/S-Vs/inert/10.1039/d2ta06142b/2022)</w:t>
-            </w:r>
-          </w:p>
-        </w:tc>
-        <w:tc>
-          <w:tcPr>
-            <w:tcW w:type="dxa" w:w="1080"/>
-          </w:tcPr>
-          <w:p>
-            <w:r>
-              <w:t>(94/25.0°C/tBuOK/Bi-S3/S-Vs/inert/10.1039/d2ta06142b/2022)</w:t>
-            </w:r>
-          </w:p>
-        </w:tc>
-        <w:tc>
-          <w:tcPr>
-            <w:tcW w:type="dxa" w:w="1080"/>
-          </w:tcPr>
-          <w:p>
-            <w:r>
-              <w:t>no data</w:t>
-            </w:r>
-          </w:p>
-        </w:tc>
-        <w:tc>
-          <w:tcPr>
-            <w:tcW w:type="dxa" w:w="1080"/>
-          </w:tcPr>
-          <w:p>
-            <w:r>
-              <w:t>no data</w:t>
-            </w:r>
-          </w:p>
-        </w:tc>
-        <w:tc>
-          <w:tcPr>
-            <w:tcW w:type="dxa" w:w="1080"/>
-          </w:tcPr>
-          <w:p>
-            <w:r>
-              <w:t>['tBuOK']</w:t>
             </w:r>
           </w:p>
         </w:tc>

--- a/doc_tables/best_cats_aromatic.docx
+++ b/doc_tables/best_cats_aromatic.docx
@@ -484,7 +484,7 @@
           </w:tcPr>
           <w:p>
             <w:r>
-              <w:t>16</w:t>
+              <w:t>17</w:t>
             </w:r>
           </w:p>
         </w:tc>
@@ -638,88 +638,6 @@
           </w:tcPr>
           <w:p>
             <w:r>
-              <w:t>no metal</w:t>
-            </w:r>
-          </w:p>
-        </w:tc>
-        <w:tc>
-          <w:tcPr>
-            <w:tcW w:type="dxa" w:w="1080"/>
-          </w:tcPr>
-          <w:p>
-            <w:r>
-              <w:t>14</w:t>
-            </w:r>
-          </w:p>
-        </w:tc>
-        <w:tc>
-          <w:tcPr>
-            <w:tcW w:type="dxa" w:w="1080"/>
-          </w:tcPr>
-          <w:p>
-            <w:r>
-              <w:t>(1700/25.0°C/no base/MFBBCFPc/oxygen/10.1039/d2cy00846g/2022)</w:t>
-            </w:r>
-          </w:p>
-        </w:tc>
-        <w:tc>
-          <w:tcPr>
-            <w:tcW w:type="dxa" w:w="1080"/>
-          </w:tcPr>
-          <w:p>
-            <w:r>
-              <w:t>(1700/25.0°C/no base/MFBBCFPc/oxygen/10.1039/d2cy00846g/2022)</w:t>
-            </w:r>
-          </w:p>
-        </w:tc>
-        <w:tc>
-          <w:tcPr>
-            <w:tcW w:type="dxa" w:w="1080"/>
-          </w:tcPr>
-          <w:p>
-            <w:r>
-              <w:t>(1700/25.0°C/no base/MFBBCFPc/oxygen/10.1039/d2cy00846g/2022)</w:t>
-            </w:r>
-          </w:p>
-        </w:tc>
-        <w:tc>
-          <w:tcPr>
-            <w:tcW w:type="dxa" w:w="1080"/>
-          </w:tcPr>
-          <w:p>
-            <w:r>
-              <w:t>(1700/25.0°C/no base/MFBBCFPc/oxygen/10.1039/d2cy00846g/2022)</w:t>
-            </w:r>
-          </w:p>
-        </w:tc>
-        <w:tc>
-          <w:tcPr>
-            <w:tcW w:type="dxa" w:w="1080"/>
-          </w:tcPr>
-          <w:p>
-            <w:r>
-              <w:t>(810/25.0°C/no base/MFBBCFPc/oxygen/10.1039/d2cy00846g/2022)</w:t>
-            </w:r>
-          </w:p>
-        </w:tc>
-        <w:tc>
-          <w:tcPr>
-            <w:tcW w:type="dxa" w:w="1080"/>
-          </w:tcPr>
-          <w:p>
-            <w:r>
-              <w:t>['tBuOK', 'no base', 'KOH']</w:t>
-            </w:r>
-          </w:p>
-        </w:tc>
-      </w:tr>
-      <w:tr>
-        <w:tc>
-          <w:tcPr>
-            <w:tcW w:type="dxa" w:w="1080"/>
-          </w:tcPr>
-          <w:p>
-            <w:r>
               <w:t>Cu</w:t>
             </w:r>
           </w:p>
@@ -791,6 +709,88 @@
           <w:p>
             <w:r>
               <w:t>['no base', 'tBuOK', 'KOH']</w:t>
+            </w:r>
+          </w:p>
+        </w:tc>
+      </w:tr>
+      <w:tr>
+        <w:tc>
+          <w:tcPr>
+            <w:tcW w:type="dxa" w:w="1080"/>
+          </w:tcPr>
+          <w:p>
+            <w:r>
+              <w:t>no metal</w:t>
+            </w:r>
+          </w:p>
+        </w:tc>
+        <w:tc>
+          <w:tcPr>
+            <w:tcW w:type="dxa" w:w="1080"/>
+          </w:tcPr>
+          <w:p>
+            <w:r>
+              <w:t>13</w:t>
+            </w:r>
+          </w:p>
+        </w:tc>
+        <w:tc>
+          <w:tcPr>
+            <w:tcW w:type="dxa" w:w="1080"/>
+          </w:tcPr>
+          <w:p>
+            <w:r>
+              <w:t>(1700/25.0°C/no base/MFBBCFPc/oxygen/10.1039/d2cy00846g/2022)</w:t>
+            </w:r>
+          </w:p>
+        </w:tc>
+        <w:tc>
+          <w:tcPr>
+            <w:tcW w:type="dxa" w:w="1080"/>
+          </w:tcPr>
+          <w:p>
+            <w:r>
+              <w:t>(1700/25.0°C/no base/MFBBCFPc/oxygen/10.1039/d2cy00846g/2022)</w:t>
+            </w:r>
+          </w:p>
+        </w:tc>
+        <w:tc>
+          <w:tcPr>
+            <w:tcW w:type="dxa" w:w="1080"/>
+          </w:tcPr>
+          <w:p>
+            <w:r>
+              <w:t>(1660/25.0°C/no base/MFBBCFPc/oxygen/10.1039/d2cy00846g/2022)</w:t>
+            </w:r>
+          </w:p>
+        </w:tc>
+        <w:tc>
+          <w:tcPr>
+            <w:tcW w:type="dxa" w:w="1080"/>
+          </w:tcPr>
+          <w:p>
+            <w:r>
+              <w:t>(1700/25.0°C/no base/MFBBCFPc/oxygen/10.1039/d2cy00846g/2022)</w:t>
+            </w:r>
+          </w:p>
+        </w:tc>
+        <w:tc>
+          <w:tcPr>
+            <w:tcW w:type="dxa" w:w="1080"/>
+          </w:tcPr>
+          <w:p>
+            <w:r>
+              <w:t>(810/25.0°C/no base/MFBBCFPc/oxygen/10.1039/d2cy00846g/2022)</w:t>
+            </w:r>
+          </w:p>
+        </w:tc>
+        <w:tc>
+          <w:tcPr>
+            <w:tcW w:type="dxa" w:w="1080"/>
+          </w:tcPr>
+          <w:p>
+            <w:r>
+              <w:t>['tBuOK', 'no base', 'KOH']</w:t>
             </w:r>
           </w:p>
         </w:tc>
@@ -884,6 +884,88 @@
           </w:tcPr>
           <w:p>
             <w:r>
+              <w:t>Rh</w:t>
+            </w:r>
+          </w:p>
+        </w:tc>
+        <w:tc>
+          <w:tcPr>
+            <w:tcW w:type="dxa" w:w="1080"/>
+          </w:tcPr>
+          <w:p>
+            <w:r>
+              <w:t>6</w:t>
+            </w:r>
+          </w:p>
+        </w:tc>
+        <w:tc>
+          <w:tcPr>
+            <w:tcW w:type="dxa" w:w="1080"/>
+          </w:tcPr>
+          <w:p>
+            <w:r>
+              <w:t>(97/100.0°C/tBuOK/Rh(I)(COD)(NHC)triazoleC6H5/oxygen/10.1021/acs.inorgchem.7b02586/2017)</w:t>
+            </w:r>
+          </w:p>
+        </w:tc>
+        <w:tc>
+          <w:tcPr>
+            <w:tcW w:type="dxa" w:w="1080"/>
+          </w:tcPr>
+          <w:p>
+            <w:r>
+              <w:t>(97/100.0°C/tBuOK/Rh(I)(COD)(NHC)triazoleC6H5/oxygen/10.1021/acs.inorgchem.7b02586/2017)</w:t>
+            </w:r>
+          </w:p>
+        </w:tc>
+        <w:tc>
+          <w:tcPr>
+            <w:tcW w:type="dxa" w:w="1080"/>
+          </w:tcPr>
+          <w:p>
+            <w:r>
+              <w:t>(96/100.0°C/tBuOK/Rh(I)(COD)(NHC)triazoleC6H5/oxygen/10.1021/acs.inorgchem.7b02586/2017)</w:t>
+            </w:r>
+          </w:p>
+        </w:tc>
+        <w:tc>
+          <w:tcPr>
+            <w:tcW w:type="dxa" w:w="1080"/>
+          </w:tcPr>
+          <w:p>
+            <w:r>
+              <w:t>(90/100.0°C/no base/Cp*-S-Rh-N-anthracene-Cl/inert/10.1021/acs.organomet.8b00908/2019)</w:t>
+            </w:r>
+          </w:p>
+        </w:tc>
+        <w:tc>
+          <w:tcPr>
+            <w:tcW w:type="dxa" w:w="1080"/>
+          </w:tcPr>
+          <w:p>
+            <w:r>
+              <w:t>(90/100.0°C/no base/Cp*-S-Rh-N-anthracene-Cl/inert/10.1021/acs.organomet.8b00908/2019)</w:t>
+            </w:r>
+          </w:p>
+        </w:tc>
+        <w:tc>
+          <w:tcPr>
+            <w:tcW w:type="dxa" w:w="1080"/>
+          </w:tcPr>
+          <w:p>
+            <w:r>
+              <w:t>['no base', 'tBuOK', 'KOH']</w:t>
+            </w:r>
+          </w:p>
+        </w:tc>
+      </w:tr>
+      <w:tr>
+        <w:tc>
+          <w:tcPr>
+            <w:tcW w:type="dxa" w:w="1080"/>
+          </w:tcPr>
+          <w:p>
+            <w:r>
               <w:t>Ag</w:t>
             </w:r>
           </w:p>
@@ -966,7 +1048,7 @@
           </w:tcPr>
           <w:p>
             <w:r>
-              <w:t>Rh</w:t>
+              <w:t>Pt</w:t>
             </w:r>
           </w:p>
         </w:tc>
@@ -976,7 +1058,7 @@
           </w:tcPr>
           <w:p>
             <w:r>
-              <w:t>6</w:t>
+              <w:t>5</w:t>
             </w:r>
           </w:p>
         </w:tc>
@@ -986,7 +1068,7 @@
           </w:tcPr>
           <w:p>
             <w:r>
-              <w:t>(97/100.0°C/tBuOK/Rh(I)(COD)(NHC)triazoleC6H5/oxygen/10.1021/acs.inorgchem.7b02586/2017)</w:t>
+              <w:t>(1960/145.0°C/no base/Pt-Sn/Al2O3/inert/10.1016/j.tet.2016.11.029/2016)</w:t>
             </w:r>
           </w:p>
         </w:tc>
@@ -996,7 +1078,7 @@
           </w:tcPr>
           <w:p>
             <w:r>
-              <w:t>(97/100.0°C/tBuOK/Rh(I)(COD)(NHC)triazoleC6H5/oxygen/10.1021/acs.inorgchem.7b02586/2017)</w:t>
+              <w:t>(1960/145.0°C/no base/Pt-Sn/Al2O3/inert/10.1016/j.tet.2016.11.029/2016)</w:t>
             </w:r>
           </w:p>
         </w:tc>
@@ -1006,7 +1088,7 @@
           </w:tcPr>
           <w:p>
             <w:r>
-              <w:t>(96/100.0°C/tBuOK/Rh(I)(COD)(NHC)triazoleC6H5/oxygen/10.1021/acs.inorgchem.7b02586/2017)</w:t>
+              <w:t>(94/130.0°C/tBuOK/Pt/C/no_data/10.1021/acs.joc.2c02657/2023)</w:t>
             </w:r>
           </w:p>
         </w:tc>
@@ -1016,7 +1098,7 @@
           </w:tcPr>
           <w:p>
             <w:r>
-              <w:t>(90/100.0°C/no base/Cp*-S-Rh-N-anthracene-Cl/inert/10.1021/acs.organomet.8b00908/2019)</w:t>
+              <w:t>(1960/145.0°C/no base/Pt-Sn/Al2O3/inert/10.1016/j.tet.2016.11.029/2016)</w:t>
             </w:r>
           </w:p>
         </w:tc>
@@ -1026,7 +1108,7 @@
           </w:tcPr>
           <w:p>
             <w:r>
-              <w:t>(90/100.0°C/no base/Cp*-S-Rh-N-anthracene-Cl/inert/10.1021/acs.organomet.8b00908/2019)</w:t>
+              <w:t>(1900/145.0°C/no base/Pt-Sn/Al2O3/inert/10.1016/j.tet.2016.11.029/2016)</w:t>
             </w:r>
           </w:p>
         </w:tc>
@@ -1036,7 +1118,7 @@
           </w:tcPr>
           <w:p>
             <w:r>
-              <w:t>['no base', 'tBuOK', 'KOH']</w:t>
+              <w:t>['no base', 'tBuOK']</w:t>
             </w:r>
           </w:p>
         </w:tc>
@@ -1109,88 +1191,6 @@
           <w:p>
             <w:r>
               <w:t>(20/110.0°C/no base/Au/ZrO2/inert/10.1016/j.apcata.2011.11.017/2011)</w:t>
-            </w:r>
-          </w:p>
-        </w:tc>
-        <w:tc>
-          <w:tcPr>
-            <w:tcW w:type="dxa" w:w="1080"/>
-          </w:tcPr>
-          <w:p>
-            <w:r>
-              <w:t>['no base', 'tBuOK']</w:t>
-            </w:r>
-          </w:p>
-        </w:tc>
-      </w:tr>
-      <w:tr>
-        <w:tc>
-          <w:tcPr>
-            <w:tcW w:type="dxa" w:w="1080"/>
-          </w:tcPr>
-          <w:p>
-            <w:r>
-              <w:t>Pt</w:t>
-            </w:r>
-          </w:p>
-        </w:tc>
-        <w:tc>
-          <w:tcPr>
-            <w:tcW w:type="dxa" w:w="1080"/>
-          </w:tcPr>
-          <w:p>
-            <w:r>
-              <w:t>5</w:t>
-            </w:r>
-          </w:p>
-        </w:tc>
-        <w:tc>
-          <w:tcPr>
-            <w:tcW w:type="dxa" w:w="1080"/>
-          </w:tcPr>
-          <w:p>
-            <w:r>
-              <w:t>(1960/145.0°C/no base/Pt-Sn/Al2O3/inert/10.1016/j.tet.2016.11.029/2016)</w:t>
-            </w:r>
-          </w:p>
-        </w:tc>
-        <w:tc>
-          <w:tcPr>
-            <w:tcW w:type="dxa" w:w="1080"/>
-          </w:tcPr>
-          <w:p>
-            <w:r>
-              <w:t>(1960/145.0°C/no base/Pt-Sn/Al2O3/inert/10.1016/j.tet.2016.11.029/2016)</w:t>
-            </w:r>
-          </w:p>
-        </w:tc>
-        <w:tc>
-          <w:tcPr>
-            <w:tcW w:type="dxa" w:w="1080"/>
-          </w:tcPr>
-          <w:p>
-            <w:r>
-              <w:t>(94/130.0°C/tBuOK/Pt/C/no_data/10.1021/acs.joc.2c02657/2023)</w:t>
-            </w:r>
-          </w:p>
-        </w:tc>
-        <w:tc>
-          <w:tcPr>
-            <w:tcW w:type="dxa" w:w="1080"/>
-          </w:tcPr>
-          <w:p>
-            <w:r>
-              <w:t>(1960/145.0°C/no base/Pt-Sn/Al2O3/inert/10.1016/j.tet.2016.11.029/2016)</w:t>
-            </w:r>
-          </w:p>
-        </w:tc>
-        <w:tc>
-          <w:tcPr>
-            <w:tcW w:type="dxa" w:w="1080"/>
-          </w:tcPr>
-          <w:p>
-            <w:r>
-              <w:t>(1900/145.0°C/no base/Pt-Sn/Al2O3/inert/10.1016/j.tet.2016.11.029/2016)</w:t>
             </w:r>
           </w:p>
         </w:tc>
@@ -1376,6 +1376,88 @@
           </w:tcPr>
           <w:p>
             <w:r>
+              <w:t>W</w:t>
+            </w:r>
+          </w:p>
+        </w:tc>
+        <w:tc>
+          <w:tcPr>
+            <w:tcW w:type="dxa" w:w="1080"/>
+          </w:tcPr>
+          <w:p>
+            <w:r>
+              <w:t>2</w:t>
+            </w:r>
+          </w:p>
+        </w:tc>
+        <w:tc>
+          <w:tcPr>
+            <w:tcW w:type="dxa" w:w="1080"/>
+          </w:tcPr>
+          <w:p>
+            <w:r>
+              <w:t>(98/130.0°C/tBuOK/w(co)6/inert/10.1002/cssc.202002830/2020)</w:t>
+            </w:r>
+          </w:p>
+        </w:tc>
+        <w:tc>
+          <w:tcPr>
+            <w:tcW w:type="dxa" w:w="1080"/>
+          </w:tcPr>
+          <w:p>
+            <w:r>
+              <w:t>(98/130.0°C/tBuOK/w(co)6/inert/10.1002/cssc.202002830/2020)</w:t>
+            </w:r>
+          </w:p>
+        </w:tc>
+        <w:tc>
+          <w:tcPr>
+            <w:tcW w:type="dxa" w:w="1080"/>
+          </w:tcPr>
+          <w:p>
+            <w:r>
+              <w:t>(94/130.0°C/tBuOK/w(co)6/inert/10.1002/cssc.202002830/2020)</w:t>
+            </w:r>
+          </w:p>
+        </w:tc>
+        <w:tc>
+          <w:tcPr>
+            <w:tcW w:type="dxa" w:w="1080"/>
+          </w:tcPr>
+          <w:p>
+            <w:r>
+              <w:t>(13/140.0°C/no base/10WO3/ZrO2/oxygen/10.1039/d2ra00198e/2022)</w:t>
+            </w:r>
+          </w:p>
+        </w:tc>
+        <w:tc>
+          <w:tcPr>
+            <w:tcW w:type="dxa" w:w="1080"/>
+          </w:tcPr>
+          <w:p>
+            <w:r>
+              <w:t>no data</w:t>
+            </w:r>
+          </w:p>
+        </w:tc>
+        <w:tc>
+          <w:tcPr>
+            <w:tcW w:type="dxa" w:w="1080"/>
+          </w:tcPr>
+          <w:p>
+            <w:r>
+              <w:t>['tBuOK']</w:t>
+            </w:r>
+          </w:p>
+        </w:tc>
+      </w:tr>
+      <w:tr>
+        <w:tc>
+          <w:tcPr>
+            <w:tcW w:type="dxa" w:w="1080"/>
+          </w:tcPr>
+          <w:p>
+            <w:r>
               <w:t>Mo</w:t>
             </w:r>
           </w:p>
@@ -1540,89 +1622,7 @@
           </w:tcPr>
           <w:p>
             <w:r>
-              <w:t>W</w:t>
-            </w:r>
-          </w:p>
-        </w:tc>
-        <w:tc>
-          <w:tcPr>
-            <w:tcW w:type="dxa" w:w="1080"/>
-          </w:tcPr>
-          <w:p>
-            <w:r>
-              <w:t>2</w:t>
-            </w:r>
-          </w:p>
-        </w:tc>
-        <w:tc>
-          <w:tcPr>
-            <w:tcW w:type="dxa" w:w="1080"/>
-          </w:tcPr>
-          <w:p>
-            <w:r>
-              <w:t>(98/130.0°C/tBuOK/w(co)6/inert/10.1002/cssc.202002830/2020)</w:t>
-            </w:r>
-          </w:p>
-        </w:tc>
-        <w:tc>
-          <w:tcPr>
-            <w:tcW w:type="dxa" w:w="1080"/>
-          </w:tcPr>
-          <w:p>
-            <w:r>
-              <w:t>(98/130.0°C/tBuOK/w(co)6/inert/10.1002/cssc.202002830/2020)</w:t>
-            </w:r>
-          </w:p>
-        </w:tc>
-        <w:tc>
-          <w:tcPr>
-            <w:tcW w:type="dxa" w:w="1080"/>
-          </w:tcPr>
-          <w:p>
-            <w:r>
-              <w:t>(94/130.0°C/tBuOK/w(co)6/inert/10.1002/cssc.202002830/2020)</w:t>
-            </w:r>
-          </w:p>
-        </w:tc>
-        <w:tc>
-          <w:tcPr>
-            <w:tcW w:type="dxa" w:w="1080"/>
-          </w:tcPr>
-          <w:p>
-            <w:r>
-              <w:t>(13/140.0°C/no base/10WO3/ZrO2/oxygen/10.1039/d2ra00198e/2022)</w:t>
-            </w:r>
-          </w:p>
-        </w:tc>
-        <w:tc>
-          <w:tcPr>
-            <w:tcW w:type="dxa" w:w="1080"/>
-          </w:tcPr>
-          <w:p>
-            <w:r>
-              <w:t>no data</w:t>
-            </w:r>
-          </w:p>
-        </w:tc>
-        <w:tc>
-          <w:tcPr>
-            <w:tcW w:type="dxa" w:w="1080"/>
-          </w:tcPr>
-          <w:p>
-            <w:r>
-              <w:t>['tBuOK']</w:t>
-            </w:r>
-          </w:p>
-        </w:tc>
-      </w:tr>
-      <w:tr>
-        <w:tc>
-          <w:tcPr>
-            <w:tcW w:type="dxa" w:w="1080"/>
-          </w:tcPr>
-          <w:p>
-            <w:r>
-              <w:t>Cr</w:t>
+              <w:t>Bi</w:t>
             </w:r>
           </w:p>
         </w:tc>
@@ -1642,7 +1642,7 @@
           </w:tcPr>
           <w:p>
             <w:r>
-              <w:t>(33/150.0°C/tBuOK/CrNNN/inert/10.1002/anie.202001704/2020)</w:t>
+              <w:t>(100/25.0°C/tBuOK/Bi-S3/S-Vs/inert/10.1039/d2ta06142b/2022)</w:t>
             </w:r>
           </w:p>
         </w:tc>
@@ -1652,7 +1652,7 @@
           </w:tcPr>
           <w:p>
             <w:r>
-              <w:t>(33/150.0°C/tBuOK/CrNNN/inert/10.1002/anie.202001704/2020)</w:t>
+              <w:t>(100/25.0°C/tBuOK/Bi-S3/S-Vs/inert/10.1039/d2ta06142b/2022)</w:t>
             </w:r>
           </w:p>
         </w:tc>
@@ -1662,7 +1662,7 @@
           </w:tcPr>
           <w:p>
             <w:r>
-              <w:t>(28/150.0°C/tBuOK/CrNNN/inert/10.1002/anie.202001704/2020)</w:t>
+              <w:t>(94/25.0°C/tBuOK/Bi-S3/S-Vs/inert/10.1039/d2ta06142b/2022)</w:t>
             </w:r>
           </w:p>
         </w:tc>
@@ -1786,7 +1786,7 @@
           </w:tcPr>
           <w:p>
             <w:r>
-              <w:t>Bi</w:t>
+              <w:t>Sm</w:t>
             </w:r>
           </w:p>
         </w:tc>
@@ -1806,7 +1806,7 @@
           </w:tcPr>
           <w:p>
             <w:r>
-              <w:t>(100/25.0°C/tBuOK/Bi-S3/S-Vs/inert/10.1039/d2ta06142b/2022)</w:t>
+              <w:t>(28/140.0°C/tBuOK/SmI2/inert/10.1021/acs.joc.9b00717/2019)</w:t>
             </w:r>
           </w:p>
         </w:tc>
@@ -1816,7 +1816,7 @@
           </w:tcPr>
           <w:p>
             <w:r>
-              <w:t>(100/25.0°C/tBuOK/Bi-S3/S-Vs/inert/10.1039/d2ta06142b/2022)</w:t>
+              <w:t>(28/140.0°C/tBuOK/SmI2/inert/10.1021/acs.joc.9b00717/2019)</w:t>
             </w:r>
           </w:p>
         </w:tc>
@@ -1826,7 +1826,89 @@
           </w:tcPr>
           <w:p>
             <w:r>
-              <w:t>(94/25.0°C/tBuOK/Bi-S3/S-Vs/inert/10.1039/d2ta06142b/2022)</w:t>
+              <w:t>(27/140.0°C/tBuOK/SmI2/inert/10.1021/acs.joc.9b00717/2019)</w:t>
+            </w:r>
+          </w:p>
+        </w:tc>
+        <w:tc>
+          <w:tcPr>
+            <w:tcW w:type="dxa" w:w="1080"/>
+          </w:tcPr>
+          <w:p>
+            <w:r>
+              <w:t>no data</w:t>
+            </w:r>
+          </w:p>
+        </w:tc>
+        <w:tc>
+          <w:tcPr>
+            <w:tcW w:type="dxa" w:w="1080"/>
+          </w:tcPr>
+          <w:p>
+            <w:r>
+              <w:t>no data</w:t>
+            </w:r>
+          </w:p>
+        </w:tc>
+        <w:tc>
+          <w:tcPr>
+            <w:tcW w:type="dxa" w:w="1080"/>
+          </w:tcPr>
+          <w:p>
+            <w:r>
+              <w:t>['tBuOK']</w:t>
+            </w:r>
+          </w:p>
+        </w:tc>
+      </w:tr>
+      <w:tr>
+        <w:tc>
+          <w:tcPr>
+            <w:tcW w:type="dxa" w:w="1080"/>
+          </w:tcPr>
+          <w:p>
+            <w:r>
+              <w:t>Cr</w:t>
+            </w:r>
+          </w:p>
+        </w:tc>
+        <w:tc>
+          <w:tcPr>
+            <w:tcW w:type="dxa" w:w="1080"/>
+          </w:tcPr>
+          <w:p>
+            <w:r>
+              <w:t>1</w:t>
+            </w:r>
+          </w:p>
+        </w:tc>
+        <w:tc>
+          <w:tcPr>
+            <w:tcW w:type="dxa" w:w="1080"/>
+          </w:tcPr>
+          <w:p>
+            <w:r>
+              <w:t>(33/150.0°C/tBuOK/CrNNN/inert/10.1002/anie.202001704/2020)</w:t>
+            </w:r>
+          </w:p>
+        </w:tc>
+        <w:tc>
+          <w:tcPr>
+            <w:tcW w:type="dxa" w:w="1080"/>
+          </w:tcPr>
+          <w:p>
+            <w:r>
+              <w:t>(33/150.0°C/tBuOK/CrNNN/inert/10.1002/anie.202001704/2020)</w:t>
+            </w:r>
+          </w:p>
+        </w:tc>
+        <w:tc>
+          <w:tcPr>
+            <w:tcW w:type="dxa" w:w="1080"/>
+          </w:tcPr>
+          <w:p>
+            <w:r>
+              <w:t>(28/150.0°C/tBuOK/CrNNN/inert/10.1002/anie.202001704/2020)</w:t>
             </w:r>
           </w:p>
         </w:tc>
@@ -1939,88 +2021,6 @@
           <w:p>
             <w:r>
               <w:t>['no base']</w:t>
-            </w:r>
-          </w:p>
-        </w:tc>
-      </w:tr>
-      <w:tr>
-        <w:tc>
-          <w:tcPr>
-            <w:tcW w:type="dxa" w:w="1080"/>
-          </w:tcPr>
-          <w:p>
-            <w:r>
-              <w:t>Sm</w:t>
-            </w:r>
-          </w:p>
-        </w:tc>
-        <w:tc>
-          <w:tcPr>
-            <w:tcW w:type="dxa" w:w="1080"/>
-          </w:tcPr>
-          <w:p>
-            <w:r>
-              <w:t>1</w:t>
-            </w:r>
-          </w:p>
-        </w:tc>
-        <w:tc>
-          <w:tcPr>
-            <w:tcW w:type="dxa" w:w="1080"/>
-          </w:tcPr>
-          <w:p>
-            <w:r>
-              <w:t>(28/140.0°C/tBuOK/SmI2/inert/10.1021/acs.joc.9b00717/2019)</w:t>
-            </w:r>
-          </w:p>
-        </w:tc>
-        <w:tc>
-          <w:tcPr>
-            <w:tcW w:type="dxa" w:w="1080"/>
-          </w:tcPr>
-          <w:p>
-            <w:r>
-              <w:t>(28/140.0°C/tBuOK/SmI2/inert/10.1021/acs.joc.9b00717/2019)</w:t>
-            </w:r>
-          </w:p>
-        </w:tc>
-        <w:tc>
-          <w:tcPr>
-            <w:tcW w:type="dxa" w:w="1080"/>
-          </w:tcPr>
-          <w:p>
-            <w:r>
-              <w:t>(27/140.0°C/tBuOK/SmI2/inert/10.1021/acs.joc.9b00717/2019)</w:t>
-            </w:r>
-          </w:p>
-        </w:tc>
-        <w:tc>
-          <w:tcPr>
-            <w:tcW w:type="dxa" w:w="1080"/>
-          </w:tcPr>
-          <w:p>
-            <w:r>
-              <w:t>no data</w:t>
-            </w:r>
-          </w:p>
-        </w:tc>
-        <w:tc>
-          <w:tcPr>
-            <w:tcW w:type="dxa" w:w="1080"/>
-          </w:tcPr>
-          <w:p>
-            <w:r>
-              <w:t>no data</w:t>
-            </w:r>
-          </w:p>
-        </w:tc>
-        <w:tc>
-          <w:tcPr>
-            <w:tcW w:type="dxa" w:w="1080"/>
-          </w:tcPr>
-          <w:p>
-            <w:r>
-              <w:t>['tBuOK']</w:t>
             </w:r>
           </w:p>
         </w:tc>

--- a/doc_tables/best_cats_aromatic.docx
+++ b/doc_tables/best_cats_aromatic.docx
@@ -638,6 +638,88 @@
           </w:tcPr>
           <w:p>
             <w:r>
+              <w:t>no metal</w:t>
+            </w:r>
+          </w:p>
+        </w:tc>
+        <w:tc>
+          <w:tcPr>
+            <w:tcW w:type="dxa" w:w="1080"/>
+          </w:tcPr>
+          <w:p>
+            <w:r>
+              <w:t>13</w:t>
+            </w:r>
+          </w:p>
+        </w:tc>
+        <w:tc>
+          <w:tcPr>
+            <w:tcW w:type="dxa" w:w="1080"/>
+          </w:tcPr>
+          <w:p>
+            <w:r>
+              <w:t>(1700/25.0°C/no base/MFBBCFPc/oxygen/10.1039/d2cy00846g/2022)</w:t>
+            </w:r>
+          </w:p>
+        </w:tc>
+        <w:tc>
+          <w:tcPr>
+            <w:tcW w:type="dxa" w:w="1080"/>
+          </w:tcPr>
+          <w:p>
+            <w:r>
+              <w:t>(1700/25.0°C/no base/MFBBCFPc/oxygen/10.1039/d2cy00846g/2022)</w:t>
+            </w:r>
+          </w:p>
+        </w:tc>
+        <w:tc>
+          <w:tcPr>
+            <w:tcW w:type="dxa" w:w="1080"/>
+          </w:tcPr>
+          <w:p>
+            <w:r>
+              <w:t>(1660/25.0°C/no base/MFBBCFPc/oxygen/10.1039/d2cy00846g/2022)</w:t>
+            </w:r>
+          </w:p>
+        </w:tc>
+        <w:tc>
+          <w:tcPr>
+            <w:tcW w:type="dxa" w:w="1080"/>
+          </w:tcPr>
+          <w:p>
+            <w:r>
+              <w:t>(1700/25.0°C/no base/MFBBCFPc/oxygen/10.1039/d2cy00846g/2022)</w:t>
+            </w:r>
+          </w:p>
+        </w:tc>
+        <w:tc>
+          <w:tcPr>
+            <w:tcW w:type="dxa" w:w="1080"/>
+          </w:tcPr>
+          <w:p>
+            <w:r>
+              <w:t>(810/25.0°C/no base/MFBBCFPc/oxygen/10.1039/d2cy00846g/2022)</w:t>
+            </w:r>
+          </w:p>
+        </w:tc>
+        <w:tc>
+          <w:tcPr>
+            <w:tcW w:type="dxa" w:w="1080"/>
+          </w:tcPr>
+          <w:p>
+            <w:r>
+              <w:t>['tBuOK', 'no base', 'KOH']</w:t>
+            </w:r>
+          </w:p>
+        </w:tc>
+      </w:tr>
+      <w:tr>
+        <w:tc>
+          <w:tcPr>
+            <w:tcW w:type="dxa" w:w="1080"/>
+          </w:tcPr>
+          <w:p>
+            <w:r>
               <w:t>Cu</w:t>
             </w:r>
           </w:p>
@@ -709,88 +791,6 @@
           <w:p>
             <w:r>
               <w:t>['no base', 'tBuOK', 'KOH']</w:t>
-            </w:r>
-          </w:p>
-        </w:tc>
-      </w:tr>
-      <w:tr>
-        <w:tc>
-          <w:tcPr>
-            <w:tcW w:type="dxa" w:w="1080"/>
-          </w:tcPr>
-          <w:p>
-            <w:r>
-              <w:t>no metal</w:t>
-            </w:r>
-          </w:p>
-        </w:tc>
-        <w:tc>
-          <w:tcPr>
-            <w:tcW w:type="dxa" w:w="1080"/>
-          </w:tcPr>
-          <w:p>
-            <w:r>
-              <w:t>13</w:t>
-            </w:r>
-          </w:p>
-        </w:tc>
-        <w:tc>
-          <w:tcPr>
-            <w:tcW w:type="dxa" w:w="1080"/>
-          </w:tcPr>
-          <w:p>
-            <w:r>
-              <w:t>(1700/25.0°C/no base/MFBBCFPc/oxygen/10.1039/d2cy00846g/2022)</w:t>
-            </w:r>
-          </w:p>
-        </w:tc>
-        <w:tc>
-          <w:tcPr>
-            <w:tcW w:type="dxa" w:w="1080"/>
-          </w:tcPr>
-          <w:p>
-            <w:r>
-              <w:t>(1700/25.0°C/no base/MFBBCFPc/oxygen/10.1039/d2cy00846g/2022)</w:t>
-            </w:r>
-          </w:p>
-        </w:tc>
-        <w:tc>
-          <w:tcPr>
-            <w:tcW w:type="dxa" w:w="1080"/>
-          </w:tcPr>
-          <w:p>
-            <w:r>
-              <w:t>(1660/25.0°C/no base/MFBBCFPc/oxygen/10.1039/d2cy00846g/2022)</w:t>
-            </w:r>
-          </w:p>
-        </w:tc>
-        <w:tc>
-          <w:tcPr>
-            <w:tcW w:type="dxa" w:w="1080"/>
-          </w:tcPr>
-          <w:p>
-            <w:r>
-              <w:t>(1700/25.0°C/no base/MFBBCFPc/oxygen/10.1039/d2cy00846g/2022)</w:t>
-            </w:r>
-          </w:p>
-        </w:tc>
-        <w:tc>
-          <w:tcPr>
-            <w:tcW w:type="dxa" w:w="1080"/>
-          </w:tcPr>
-          <w:p>
-            <w:r>
-              <w:t>(810/25.0°C/no base/MFBBCFPc/oxygen/10.1039/d2cy00846g/2022)</w:t>
-            </w:r>
-          </w:p>
-        </w:tc>
-        <w:tc>
-          <w:tcPr>
-            <w:tcW w:type="dxa" w:w="1080"/>
-          </w:tcPr>
-          <w:p>
-            <w:r>
-              <w:t>['tBuOK', 'no base', 'KOH']</w:t>
             </w:r>
           </w:p>
         </w:tc>
@@ -1048,6 +1048,88 @@
           </w:tcPr>
           <w:p>
             <w:r>
+              <w:t>Au</w:t>
+            </w:r>
+          </w:p>
+        </w:tc>
+        <w:tc>
+          <w:tcPr>
+            <w:tcW w:type="dxa" w:w="1080"/>
+          </w:tcPr>
+          <w:p>
+            <w:r>
+              <w:t>5</w:t>
+            </w:r>
+          </w:p>
+        </w:tc>
+        <w:tc>
+          <w:tcPr>
+            <w:tcW w:type="dxa" w:w="1080"/>
+          </w:tcPr>
+          <w:p>
+            <w:r>
+              <w:t>(196/120.0°C/no base/Au/TiO2-VS/inert/10.1002/chem.201001848/2010)</w:t>
+            </w:r>
+          </w:p>
+        </w:tc>
+        <w:tc>
+          <w:tcPr>
+            <w:tcW w:type="dxa" w:w="1080"/>
+          </w:tcPr>
+          <w:p>
+            <w:r>
+              <w:t>(196/120.0°C/no base/Au/TiO2-VS/inert/10.1002/chem.201001848/2010)</w:t>
+            </w:r>
+          </w:p>
+        </w:tc>
+        <w:tc>
+          <w:tcPr>
+            <w:tcW w:type="dxa" w:w="1080"/>
+          </w:tcPr>
+          <w:p>
+            <w:r>
+              <w:t>(9/100.0°C/tBuOK/Ph3PAuCl/inert/10.1016/j.tet.2014.10.007/2014)</w:t>
+            </w:r>
+          </w:p>
+        </w:tc>
+        <w:tc>
+          <w:tcPr>
+            <w:tcW w:type="dxa" w:w="1080"/>
+          </w:tcPr>
+          <w:p>
+            <w:r>
+              <w:t>(196/120.0°C/no base/Au/TiO2-VS/inert/10.1002/chem.201001848/2010)</w:t>
+            </w:r>
+          </w:p>
+        </w:tc>
+        <w:tc>
+          <w:tcPr>
+            <w:tcW w:type="dxa" w:w="1080"/>
+          </w:tcPr>
+          <w:p>
+            <w:r>
+              <w:t>(20/110.0°C/no base/Au/ZrO2/inert/10.1016/j.apcata.2011.11.017/2011)</w:t>
+            </w:r>
+          </w:p>
+        </w:tc>
+        <w:tc>
+          <w:tcPr>
+            <w:tcW w:type="dxa" w:w="1080"/>
+          </w:tcPr>
+          <w:p>
+            <w:r>
+              <w:t>['no base', 'tBuOK']</w:t>
+            </w:r>
+          </w:p>
+        </w:tc>
+      </w:tr>
+      <w:tr>
+        <w:tc>
+          <w:tcPr>
+            <w:tcW w:type="dxa" w:w="1080"/>
+          </w:tcPr>
+          <w:p>
+            <w:r>
               <w:t>Pt</w:t>
             </w:r>
           </w:p>
@@ -1130,7 +1212,7 @@
           </w:tcPr>
           <w:p>
             <w:r>
-              <w:t>Au</w:t>
+              <w:t>Ti</w:t>
             </w:r>
           </w:p>
         </w:tc>
@@ -1140,7 +1222,7 @@
           </w:tcPr>
           <w:p>
             <w:r>
-              <w:t>5</w:t>
+              <w:t>3</w:t>
             </w:r>
           </w:p>
         </w:tc>
@@ -1150,7 +1232,7 @@
           </w:tcPr>
           <w:p>
             <w:r>
-              <w:t>(196/120.0°C/no base/Au/TiO2-VS/inert/10.1002/chem.201001848/2010)</w:t>
+              <w:t>(19/180.0°C/no base/Ti(NTf2)4/oxygen/10.1002/ejoc.202000413/2020)</w:t>
             </w:r>
           </w:p>
         </w:tc>
@@ -1160,7 +1242,7 @@
           </w:tcPr>
           <w:p>
             <w:r>
-              <w:t>(196/120.0°C/no base/Au/TiO2-VS/inert/10.1002/chem.201001848/2010)</w:t>
+              <w:t>(19/180.0°C/no base/Ti(NTf2)4/oxygen/10.1002/ejoc.202000413/2020)</w:t>
             </w:r>
           </w:p>
         </w:tc>
@@ -1170,7 +1252,7 @@
           </w:tcPr>
           <w:p>
             <w:r>
-              <w:t>(9/100.0°C/tBuOK/Ph3PAuCl/inert/10.1016/j.tet.2014.10.007/2014)</w:t>
+              <w:t>(13/100.0°C/no base/Ti(NTf2)4/oxygen/10.1002/ejoc.202000413/2020)</w:t>
             </w:r>
           </w:p>
         </w:tc>
@@ -1180,7 +1262,7 @@
           </w:tcPr>
           <w:p>
             <w:r>
-              <w:t>(196/120.0°C/no base/Au/TiO2-VS/inert/10.1002/chem.201001848/2010)</w:t>
+              <w:t>(19/180.0°C/no base/Ti(NTf2)4/oxygen/10.1002/ejoc.202000413/2020)</w:t>
             </w:r>
           </w:p>
         </w:tc>
@@ -1190,7 +1272,7 @@
           </w:tcPr>
           <w:p>
             <w:r>
-              <w:t>(20/110.0°C/no base/Au/ZrO2/inert/10.1016/j.apcata.2011.11.017/2011)</w:t>
+              <w:t>(13/100.0°C/no base/Ti(NTf2)4/oxygen/10.1002/ejoc.202000413/2020)</w:t>
             </w:r>
           </w:p>
         </w:tc>
@@ -1200,7 +1282,7 @@
           </w:tcPr>
           <w:p>
             <w:r>
-              <w:t>['no base', 'tBuOK']</w:t>
+              <w:t>['KOH', 'no base']</w:t>
             </w:r>
           </w:p>
         </w:tc>
@@ -1294,7 +1376,7 @@
           </w:tcPr>
           <w:p>
             <w:r>
-              <w:t>Ti</w:t>
+              <w:t>Os</w:t>
             </w:r>
           </w:p>
         </w:tc>
@@ -1304,7 +1386,7 @@
           </w:tcPr>
           <w:p>
             <w:r>
-              <w:t>3</w:t>
+              <w:t>2</w:t>
             </w:r>
           </w:p>
         </w:tc>
@@ -1314,7 +1396,7 @@
           </w:tcPr>
           <w:p>
             <w:r>
-              <w:t>(19/180.0°C/no base/Ti(NTf2)4/oxygen/10.1002/ejoc.202000413/2020)</w:t>
+              <w:t>(670/200.0°C/no base/OsPincer/inert/10.1039/c1dt10342c/2011)</w:t>
             </w:r>
           </w:p>
         </w:tc>
@@ -1324,7 +1406,7 @@
           </w:tcPr>
           <w:p>
             <w:r>
-              <w:t>(19/180.0°C/no base/Ti(NTf2)4/oxygen/10.1002/ejoc.202000413/2020)</w:t>
+              <w:t>(670/200.0°C/no base/OsPincer/inert/10.1039/c1dt10342c/2011)</w:t>
             </w:r>
           </w:p>
         </w:tc>
@@ -1334,7 +1416,7 @@
           </w:tcPr>
           <w:p>
             <w:r>
-              <w:t>(13/100.0°C/no base/Ti(NTf2)4/oxygen/10.1002/ejoc.202000413/2020)</w:t>
+              <w:t>(670/200.0°C/no base/OsPincer/inert/10.1039/c1dt10342c/2011)</w:t>
             </w:r>
           </w:p>
         </w:tc>
@@ -1344,7 +1426,7 @@
           </w:tcPr>
           <w:p>
             <w:r>
-              <w:t>(19/180.0°C/no base/Ti(NTf2)4/oxygen/10.1002/ejoc.202000413/2020)</w:t>
+              <w:t>(670/200.0°C/no base/OsPincer/inert/10.1039/c1dt10342c/2011)</w:t>
             </w:r>
           </w:p>
         </w:tc>
@@ -1354,7 +1436,7 @@
           </w:tcPr>
           <w:p>
             <w:r>
-              <w:t>(13/100.0°C/no base/Ti(NTf2)4/oxygen/10.1002/ejoc.202000413/2020)</w:t>
+              <w:t>(670/200.0°C/no base/OsPincer/inert/10.1039/c1dt10342c/2011)</w:t>
             </w:r>
           </w:p>
         </w:tc>
@@ -1364,7 +1446,89 @@
           </w:tcPr>
           <w:p>
             <w:r>
-              <w:t>['KOH', 'no base']</w:t>
+              <w:t>['no base']</w:t>
+            </w:r>
+          </w:p>
+        </w:tc>
+      </w:tr>
+      <w:tr>
+        <w:tc>
+          <w:tcPr>
+            <w:tcW w:type="dxa" w:w="1080"/>
+          </w:tcPr>
+          <w:p>
+            <w:r>
+              <w:t>Mo</w:t>
+            </w:r>
+          </w:p>
+        </w:tc>
+        <w:tc>
+          <w:tcPr>
+            <w:tcW w:type="dxa" w:w="1080"/>
+          </w:tcPr>
+          <w:p>
+            <w:r>
+              <w:t>2</w:t>
+            </w:r>
+          </w:p>
+        </w:tc>
+        <w:tc>
+          <w:tcPr>
+            <w:tcW w:type="dxa" w:w="1080"/>
+          </w:tcPr>
+          <w:p>
+            <w:r>
+              <w:t>(46/130.0°C/tBuOK/MoNHC/inert/10.1021/acscatal.1c02956/2021)</w:t>
+            </w:r>
+          </w:p>
+        </w:tc>
+        <w:tc>
+          <w:tcPr>
+            <w:tcW w:type="dxa" w:w="1080"/>
+          </w:tcPr>
+          <w:p>
+            <w:r>
+              <w:t>(46/130.0°C/tBuOK/MoNHC/inert/10.1021/acscatal.1c02956/2021)</w:t>
+            </w:r>
+          </w:p>
+        </w:tc>
+        <w:tc>
+          <w:tcPr>
+            <w:tcW w:type="dxa" w:w="1080"/>
+          </w:tcPr>
+          <w:p>
+            <w:r>
+              <w:t>(24/120.0°C/tBuOK/Mo(CO)6/oxygen/10.1016/j.mcat.2021.111415/2021)</w:t>
+            </w:r>
+          </w:p>
+        </w:tc>
+        <w:tc>
+          <w:tcPr>
+            <w:tcW w:type="dxa" w:w="1080"/>
+          </w:tcPr>
+          <w:p>
+            <w:r>
+              <w:t>no data</w:t>
+            </w:r>
+          </w:p>
+        </w:tc>
+        <w:tc>
+          <w:tcPr>
+            <w:tcW w:type="dxa" w:w="1080"/>
+          </w:tcPr>
+          <w:p>
+            <w:r>
+              <w:t>no data</w:t>
+            </w:r>
+          </w:p>
+        </w:tc>
+        <w:tc>
+          <w:tcPr>
+            <w:tcW w:type="dxa" w:w="1080"/>
+          </w:tcPr>
+          <w:p>
+            <w:r>
+              <w:t>['tBuOK']</w:t>
             </w:r>
           </w:p>
         </w:tc>
@@ -1458,7 +1622,7 @@
           </w:tcPr>
           <w:p>
             <w:r>
-              <w:t>Mo</w:t>
+              <w:t>Re</w:t>
             </w:r>
           </w:p>
         </w:tc>
@@ -1468,7 +1632,7 @@
           </w:tcPr>
           <w:p>
             <w:r>
-              <w:t>2</w:t>
+              <w:t>1</w:t>
             </w:r>
           </w:p>
         </w:tc>
@@ -1478,7 +1642,7 @@
           </w:tcPr>
           <w:p>
             <w:r>
-              <w:t>(46/130.0°C/tBuOK/MoNHC/inert/10.1021/acscatal.1c02956/2021)</w:t>
+              <w:t>(10/150.0°C/no base/ReH7(Pcy3)2/inert/10.1016/j.tetlet.2014.05.068/2014)</w:t>
             </w:r>
           </w:p>
         </w:tc>
@@ -1488,7 +1652,7 @@
           </w:tcPr>
           <w:p>
             <w:r>
-              <w:t>(46/130.0°C/tBuOK/MoNHC/inert/10.1021/acscatal.1c02956/2021)</w:t>
+              <w:t>(10/150.0°C/no base/ReH7(Pcy3)2/inert/10.1016/j.tetlet.2014.05.068/2014)</w:t>
             </w:r>
           </w:p>
         </w:tc>
@@ -1498,7 +1662,7 @@
           </w:tcPr>
           <w:p>
             <w:r>
-              <w:t>(24/120.0°C/tBuOK/Mo(CO)6/oxygen/10.1016/j.mcat.2021.111415/2021)</w:t>
+              <w:t>(8/150.0°C/no base/ReH7(Pcy3)2/inert/10.1016/j.tetlet.2014.05.068/2014)</w:t>
             </w:r>
           </w:p>
         </w:tc>
@@ -1508,7 +1672,7 @@
           </w:tcPr>
           <w:p>
             <w:r>
-              <w:t>no data</w:t>
+              <w:t>(10/150.0°C/no base/ReH7(Pcy3)2/inert/10.1016/j.tetlet.2014.05.068/2014)</w:t>
             </w:r>
           </w:p>
         </w:tc>
@@ -1518,89 +1682,7 @@
           </w:tcPr>
           <w:p>
             <w:r>
-              <w:t>no data</w:t>
-            </w:r>
-          </w:p>
-        </w:tc>
-        <w:tc>
-          <w:tcPr>
-            <w:tcW w:type="dxa" w:w="1080"/>
-          </w:tcPr>
-          <w:p>
-            <w:r>
-              <w:t>['tBuOK']</w:t>
-            </w:r>
-          </w:p>
-        </w:tc>
-      </w:tr>
-      <w:tr>
-        <w:tc>
-          <w:tcPr>
-            <w:tcW w:type="dxa" w:w="1080"/>
-          </w:tcPr>
-          <w:p>
-            <w:r>
-              <w:t>Os</w:t>
-            </w:r>
-          </w:p>
-        </w:tc>
-        <w:tc>
-          <w:tcPr>
-            <w:tcW w:type="dxa" w:w="1080"/>
-          </w:tcPr>
-          <w:p>
-            <w:r>
-              <w:t>2</w:t>
-            </w:r>
-          </w:p>
-        </w:tc>
-        <w:tc>
-          <w:tcPr>
-            <w:tcW w:type="dxa" w:w="1080"/>
-          </w:tcPr>
-          <w:p>
-            <w:r>
-              <w:t>(670/200.0°C/no base/OsPincer/inert/10.1039/c1dt10342c/2011)</w:t>
-            </w:r>
-          </w:p>
-        </w:tc>
-        <w:tc>
-          <w:tcPr>
-            <w:tcW w:type="dxa" w:w="1080"/>
-          </w:tcPr>
-          <w:p>
-            <w:r>
-              <w:t>(670/200.0°C/no base/OsPincer/inert/10.1039/c1dt10342c/2011)</w:t>
-            </w:r>
-          </w:p>
-        </w:tc>
-        <w:tc>
-          <w:tcPr>
-            <w:tcW w:type="dxa" w:w="1080"/>
-          </w:tcPr>
-          <w:p>
-            <w:r>
-              <w:t>(670/200.0°C/no base/OsPincer/inert/10.1039/c1dt10342c/2011)</w:t>
-            </w:r>
-          </w:p>
-        </w:tc>
-        <w:tc>
-          <w:tcPr>
-            <w:tcW w:type="dxa" w:w="1080"/>
-          </w:tcPr>
-          <w:p>
-            <w:r>
-              <w:t>(670/200.0°C/no base/OsPincer/inert/10.1039/c1dt10342c/2011)</w:t>
-            </w:r>
-          </w:p>
-        </w:tc>
-        <w:tc>
-          <w:tcPr>
-            <w:tcW w:type="dxa" w:w="1080"/>
-          </w:tcPr>
-          <w:p>
-            <w:r>
-              <w:t>(670/200.0°C/no base/OsPincer/inert/10.1039/c1dt10342c/2011)</w:t>
+              <w:t>(8/150.0°C/no base/ReH7(Pcy3)2/inert/10.1016/j.tetlet.2014.05.068/2014)</w:t>
             </w:r>
           </w:p>
         </w:tc>
@@ -1622,7 +1704,7 @@
           </w:tcPr>
           <w:p>
             <w:r>
-              <w:t>Bi</w:t>
+              <w:t>Cr</w:t>
             </w:r>
           </w:p>
         </w:tc>
@@ -1642,7 +1724,7 @@
           </w:tcPr>
           <w:p>
             <w:r>
-              <w:t>(100/25.0°C/tBuOK/Bi-S3/S-Vs/inert/10.1039/d2ta06142b/2022)</w:t>
+              <w:t>(33/150.0°C/tBuOK/CrNNN/inert/10.1002/anie.202001704/2020)</w:t>
             </w:r>
           </w:p>
         </w:tc>
@@ -1652,7 +1734,7 @@
           </w:tcPr>
           <w:p>
             <w:r>
-              <w:t>(100/25.0°C/tBuOK/Bi-S3/S-Vs/inert/10.1039/d2ta06142b/2022)</w:t>
+              <w:t>(33/150.0°C/tBuOK/CrNNN/inert/10.1002/anie.202001704/2020)</w:t>
             </w:r>
           </w:p>
         </w:tc>
@@ -1662,7 +1744,7 @@
           </w:tcPr>
           <w:p>
             <w:r>
-              <w:t>(94/25.0°C/tBuOK/Bi-S3/S-Vs/inert/10.1039/d2ta06142b/2022)</w:t>
+              <w:t>(28/150.0°C/tBuOK/CrNNN/inert/10.1002/anie.202001704/2020)</w:t>
             </w:r>
           </w:p>
         </w:tc>
@@ -1786,6 +1868,170 @@
           </w:tcPr>
           <w:p>
             <w:r>
+              <w:t>Hf</w:t>
+            </w:r>
+          </w:p>
+        </w:tc>
+        <w:tc>
+          <w:tcPr>
+            <w:tcW w:type="dxa" w:w="1080"/>
+          </w:tcPr>
+          <w:p>
+            <w:r>
+              <w:t>1</w:t>
+            </w:r>
+          </w:p>
+        </w:tc>
+        <w:tc>
+          <w:tcPr>
+            <w:tcW w:type="dxa" w:w="1080"/>
+          </w:tcPr>
+          <w:p>
+            <w:r>
+              <w:t>(8/120.0°C/no base/Hf-MOF-808_H2O/oxygen/10.1021/acssuschemeng.1c04903/2021)</w:t>
+            </w:r>
+          </w:p>
+        </w:tc>
+        <w:tc>
+          <w:tcPr>
+            <w:tcW w:type="dxa" w:w="1080"/>
+          </w:tcPr>
+          <w:p>
+            <w:r>
+              <w:t>(8/120.0°C/no base/Hf-MOF-808_H2O/oxygen/10.1021/acssuschemeng.1c04903/2021)</w:t>
+            </w:r>
+          </w:p>
+        </w:tc>
+        <w:tc>
+          <w:tcPr>
+            <w:tcW w:type="dxa" w:w="1080"/>
+          </w:tcPr>
+          <w:p>
+            <w:r>
+              <w:t>(7/120.0°C/no base/Hf-MOF-808_H2O/oxygen/10.1021/acssuschemeng.1c04903/2021)</w:t>
+            </w:r>
+          </w:p>
+        </w:tc>
+        <w:tc>
+          <w:tcPr>
+            <w:tcW w:type="dxa" w:w="1080"/>
+          </w:tcPr>
+          <w:p>
+            <w:r>
+              <w:t>(8/120.0°C/no base/Hf-MOF-808_H2O/oxygen/10.1021/acssuschemeng.1c04903/2021)</w:t>
+            </w:r>
+          </w:p>
+        </w:tc>
+        <w:tc>
+          <w:tcPr>
+            <w:tcW w:type="dxa" w:w="1080"/>
+          </w:tcPr>
+          <w:p>
+            <w:r>
+              <w:t>(7/120.0°C/no base/Hf-MOF-808_H2O/oxygen/10.1021/acssuschemeng.1c04903/2021)</w:t>
+            </w:r>
+          </w:p>
+        </w:tc>
+        <w:tc>
+          <w:tcPr>
+            <w:tcW w:type="dxa" w:w="1080"/>
+          </w:tcPr>
+          <w:p>
+            <w:r>
+              <w:t>['no base']</w:t>
+            </w:r>
+          </w:p>
+        </w:tc>
+      </w:tr>
+      <w:tr>
+        <w:tc>
+          <w:tcPr>
+            <w:tcW w:type="dxa" w:w="1080"/>
+          </w:tcPr>
+          <w:p>
+            <w:r>
+              <w:t>Bi</w:t>
+            </w:r>
+          </w:p>
+        </w:tc>
+        <w:tc>
+          <w:tcPr>
+            <w:tcW w:type="dxa" w:w="1080"/>
+          </w:tcPr>
+          <w:p>
+            <w:r>
+              <w:t>1</w:t>
+            </w:r>
+          </w:p>
+        </w:tc>
+        <w:tc>
+          <w:tcPr>
+            <w:tcW w:type="dxa" w:w="1080"/>
+          </w:tcPr>
+          <w:p>
+            <w:r>
+              <w:t>(100/25.0°C/tBuOK/Bi-S3/S-Vs/inert/10.1039/d2ta06142b/2022)</w:t>
+            </w:r>
+          </w:p>
+        </w:tc>
+        <w:tc>
+          <w:tcPr>
+            <w:tcW w:type="dxa" w:w="1080"/>
+          </w:tcPr>
+          <w:p>
+            <w:r>
+              <w:t>(100/25.0°C/tBuOK/Bi-S3/S-Vs/inert/10.1039/d2ta06142b/2022)</w:t>
+            </w:r>
+          </w:p>
+        </w:tc>
+        <w:tc>
+          <w:tcPr>
+            <w:tcW w:type="dxa" w:w="1080"/>
+          </w:tcPr>
+          <w:p>
+            <w:r>
+              <w:t>(94/25.0°C/tBuOK/Bi-S3/S-Vs/inert/10.1039/d2ta06142b/2022)</w:t>
+            </w:r>
+          </w:p>
+        </w:tc>
+        <w:tc>
+          <w:tcPr>
+            <w:tcW w:type="dxa" w:w="1080"/>
+          </w:tcPr>
+          <w:p>
+            <w:r>
+              <w:t>no data</w:t>
+            </w:r>
+          </w:p>
+        </w:tc>
+        <w:tc>
+          <w:tcPr>
+            <w:tcW w:type="dxa" w:w="1080"/>
+          </w:tcPr>
+          <w:p>
+            <w:r>
+              <w:t>no data</w:t>
+            </w:r>
+          </w:p>
+        </w:tc>
+        <w:tc>
+          <w:tcPr>
+            <w:tcW w:type="dxa" w:w="1080"/>
+          </w:tcPr>
+          <w:p>
+            <w:r>
+              <w:t>['tBuOK']</w:t>
+            </w:r>
+          </w:p>
+        </w:tc>
+      </w:tr>
+      <w:tr>
+        <w:tc>
+          <w:tcPr>
+            <w:tcW w:type="dxa" w:w="1080"/>
+          </w:tcPr>
+          <w:p>
+            <w:r>
               <w:t>Sm</w:t>
             </w:r>
           </w:p>
@@ -1857,252 +2103,6 @@
           <w:p>
             <w:r>
               <w:t>['tBuOK']</w:t>
-            </w:r>
-          </w:p>
-        </w:tc>
-      </w:tr>
-      <w:tr>
-        <w:tc>
-          <w:tcPr>
-            <w:tcW w:type="dxa" w:w="1080"/>
-          </w:tcPr>
-          <w:p>
-            <w:r>
-              <w:t>Cr</w:t>
-            </w:r>
-          </w:p>
-        </w:tc>
-        <w:tc>
-          <w:tcPr>
-            <w:tcW w:type="dxa" w:w="1080"/>
-          </w:tcPr>
-          <w:p>
-            <w:r>
-              <w:t>1</w:t>
-            </w:r>
-          </w:p>
-        </w:tc>
-        <w:tc>
-          <w:tcPr>
-            <w:tcW w:type="dxa" w:w="1080"/>
-          </w:tcPr>
-          <w:p>
-            <w:r>
-              <w:t>(33/150.0°C/tBuOK/CrNNN/inert/10.1002/anie.202001704/2020)</w:t>
-            </w:r>
-          </w:p>
-        </w:tc>
-        <w:tc>
-          <w:tcPr>
-            <w:tcW w:type="dxa" w:w="1080"/>
-          </w:tcPr>
-          <w:p>
-            <w:r>
-              <w:t>(33/150.0°C/tBuOK/CrNNN/inert/10.1002/anie.202001704/2020)</w:t>
-            </w:r>
-          </w:p>
-        </w:tc>
-        <w:tc>
-          <w:tcPr>
-            <w:tcW w:type="dxa" w:w="1080"/>
-          </w:tcPr>
-          <w:p>
-            <w:r>
-              <w:t>(28/150.0°C/tBuOK/CrNNN/inert/10.1002/anie.202001704/2020)</w:t>
-            </w:r>
-          </w:p>
-        </w:tc>
-        <w:tc>
-          <w:tcPr>
-            <w:tcW w:type="dxa" w:w="1080"/>
-          </w:tcPr>
-          <w:p>
-            <w:r>
-              <w:t>no data</w:t>
-            </w:r>
-          </w:p>
-        </w:tc>
-        <w:tc>
-          <w:tcPr>
-            <w:tcW w:type="dxa" w:w="1080"/>
-          </w:tcPr>
-          <w:p>
-            <w:r>
-              <w:t>no data</w:t>
-            </w:r>
-          </w:p>
-        </w:tc>
-        <w:tc>
-          <w:tcPr>
-            <w:tcW w:type="dxa" w:w="1080"/>
-          </w:tcPr>
-          <w:p>
-            <w:r>
-              <w:t>['tBuOK']</w:t>
-            </w:r>
-          </w:p>
-        </w:tc>
-      </w:tr>
-      <w:tr>
-        <w:tc>
-          <w:tcPr>
-            <w:tcW w:type="dxa" w:w="1080"/>
-          </w:tcPr>
-          <w:p>
-            <w:r>
-              <w:t>Re</w:t>
-            </w:r>
-          </w:p>
-        </w:tc>
-        <w:tc>
-          <w:tcPr>
-            <w:tcW w:type="dxa" w:w="1080"/>
-          </w:tcPr>
-          <w:p>
-            <w:r>
-              <w:t>1</w:t>
-            </w:r>
-          </w:p>
-        </w:tc>
-        <w:tc>
-          <w:tcPr>
-            <w:tcW w:type="dxa" w:w="1080"/>
-          </w:tcPr>
-          <w:p>
-            <w:r>
-              <w:t>(10/150.0°C/no base/ReH7(Pcy3)2/inert/10.1016/j.tetlet.2014.05.068/2014)</w:t>
-            </w:r>
-          </w:p>
-        </w:tc>
-        <w:tc>
-          <w:tcPr>
-            <w:tcW w:type="dxa" w:w="1080"/>
-          </w:tcPr>
-          <w:p>
-            <w:r>
-              <w:t>(10/150.0°C/no base/ReH7(Pcy3)2/inert/10.1016/j.tetlet.2014.05.068/2014)</w:t>
-            </w:r>
-          </w:p>
-        </w:tc>
-        <w:tc>
-          <w:tcPr>
-            <w:tcW w:type="dxa" w:w="1080"/>
-          </w:tcPr>
-          <w:p>
-            <w:r>
-              <w:t>(8/150.0°C/no base/ReH7(Pcy3)2/inert/10.1016/j.tetlet.2014.05.068/2014)</w:t>
-            </w:r>
-          </w:p>
-        </w:tc>
-        <w:tc>
-          <w:tcPr>
-            <w:tcW w:type="dxa" w:w="1080"/>
-          </w:tcPr>
-          <w:p>
-            <w:r>
-              <w:t>(10/150.0°C/no base/ReH7(Pcy3)2/inert/10.1016/j.tetlet.2014.05.068/2014)</w:t>
-            </w:r>
-          </w:p>
-        </w:tc>
-        <w:tc>
-          <w:tcPr>
-            <w:tcW w:type="dxa" w:w="1080"/>
-          </w:tcPr>
-          <w:p>
-            <w:r>
-              <w:t>(8/150.0°C/no base/ReH7(Pcy3)2/inert/10.1016/j.tetlet.2014.05.068/2014)</w:t>
-            </w:r>
-          </w:p>
-        </w:tc>
-        <w:tc>
-          <w:tcPr>
-            <w:tcW w:type="dxa" w:w="1080"/>
-          </w:tcPr>
-          <w:p>
-            <w:r>
-              <w:t>['no base']</w:t>
-            </w:r>
-          </w:p>
-        </w:tc>
-      </w:tr>
-      <w:tr>
-        <w:tc>
-          <w:tcPr>
-            <w:tcW w:type="dxa" w:w="1080"/>
-          </w:tcPr>
-          <w:p>
-            <w:r>
-              <w:t>Hf</w:t>
-            </w:r>
-          </w:p>
-        </w:tc>
-        <w:tc>
-          <w:tcPr>
-            <w:tcW w:type="dxa" w:w="1080"/>
-          </w:tcPr>
-          <w:p>
-            <w:r>
-              <w:t>1</w:t>
-            </w:r>
-          </w:p>
-        </w:tc>
-        <w:tc>
-          <w:tcPr>
-            <w:tcW w:type="dxa" w:w="1080"/>
-          </w:tcPr>
-          <w:p>
-            <w:r>
-              <w:t>(8/120.0°C/no base/Hf-MOF-808_H2O/oxygen/10.1021/acssuschemeng.1c04903/2021)</w:t>
-            </w:r>
-          </w:p>
-        </w:tc>
-        <w:tc>
-          <w:tcPr>
-            <w:tcW w:type="dxa" w:w="1080"/>
-          </w:tcPr>
-          <w:p>
-            <w:r>
-              <w:t>(8/120.0°C/no base/Hf-MOF-808_H2O/oxygen/10.1021/acssuschemeng.1c04903/2021)</w:t>
-            </w:r>
-          </w:p>
-        </w:tc>
-        <w:tc>
-          <w:tcPr>
-            <w:tcW w:type="dxa" w:w="1080"/>
-          </w:tcPr>
-          <w:p>
-            <w:r>
-              <w:t>(7/120.0°C/no base/Hf-MOF-808_H2O/oxygen/10.1021/acssuschemeng.1c04903/2021)</w:t>
-            </w:r>
-          </w:p>
-        </w:tc>
-        <w:tc>
-          <w:tcPr>
-            <w:tcW w:type="dxa" w:w="1080"/>
-          </w:tcPr>
-          <w:p>
-            <w:r>
-              <w:t>(8/120.0°C/no base/Hf-MOF-808_H2O/oxygen/10.1021/acssuschemeng.1c04903/2021)</w:t>
-            </w:r>
-          </w:p>
-        </w:tc>
-        <w:tc>
-          <w:tcPr>
-            <w:tcW w:type="dxa" w:w="1080"/>
-          </w:tcPr>
-          <w:p>
-            <w:r>
-              <w:t>(7/120.0°C/no base/Hf-MOF-808_H2O/oxygen/10.1021/acssuschemeng.1c04903/2021)</w:t>
-            </w:r>
-          </w:p>
-        </w:tc>
-        <w:tc>
-          <w:tcPr>
-            <w:tcW w:type="dxa" w:w="1080"/>
-          </w:tcPr>
-          <w:p>
-            <w:r>
-              <w:t>['no base']</w:t>
             </w:r>
           </w:p>
         </w:tc>

--- a/doc_tables/best_cats_aromatic.docx
+++ b/doc_tables/best_cats_aromatic.docx
@@ -638,6 +638,88 @@
           </w:tcPr>
           <w:p>
             <w:r>
+              <w:t>Cu</w:t>
+            </w:r>
+          </w:p>
+        </w:tc>
+        <w:tc>
+          <w:tcPr>
+            <w:tcW w:type="dxa" w:w="1080"/>
+          </w:tcPr>
+          <w:p>
+            <w:r>
+              <w:t>13</w:t>
+            </w:r>
+          </w:p>
+        </w:tc>
+        <w:tc>
+          <w:tcPr>
+            <w:tcW w:type="dxa" w:w="1080"/>
+          </w:tcPr>
+          <w:p>
+            <w:r>
+              <w:t>(363/100.0°C/KOH/Cu/Magnetitt/oxygen/10.1039/c3gc40818c/2013)</w:t>
+            </w:r>
+          </w:p>
+        </w:tc>
+        <w:tc>
+          <w:tcPr>
+            <w:tcW w:type="dxa" w:w="1080"/>
+          </w:tcPr>
+          <w:p>
+            <w:r>
+              <w:t>(363/100.0°C/KOH/Cu/Magnetitt/oxygen/10.1039/c3gc40818c/2013)</w:t>
+            </w:r>
+          </w:p>
+        </w:tc>
+        <w:tc>
+          <w:tcPr>
+            <w:tcW w:type="dxa" w:w="1080"/>
+          </w:tcPr>
+          <w:p>
+            <w:r>
+              <w:t>(73/25.0°C/no base/[CuNNO(OAc)]2/oxygen/10.1039/d2dt01771g/2022)</w:t>
+            </w:r>
+          </w:p>
+        </w:tc>
+        <w:tc>
+          <w:tcPr>
+            <w:tcW w:type="dxa" w:w="1080"/>
+          </w:tcPr>
+          <w:p>
+            <w:r>
+              <w:t>(196/160.0°C/no base/Cu/CeO2-P/inert/10.1016/j.jcat.2023.01.020/2023)</w:t>
+            </w:r>
+          </w:p>
+        </w:tc>
+        <w:tc>
+          <w:tcPr>
+            <w:tcW w:type="dxa" w:w="1080"/>
+          </w:tcPr>
+          <w:p>
+            <w:r>
+              <w:t>(77/25.0°C/no base/[CuNNO(OAc)]2/oxygen/10.1039/d2dt01771g/2022)</w:t>
+            </w:r>
+          </w:p>
+        </w:tc>
+        <w:tc>
+          <w:tcPr>
+            <w:tcW w:type="dxa" w:w="1080"/>
+          </w:tcPr>
+          <w:p>
+            <w:r>
+              <w:t>['no base', 'tBuOK', 'KOH']</w:t>
+            </w:r>
+          </w:p>
+        </w:tc>
+      </w:tr>
+      <w:tr>
+        <w:tc>
+          <w:tcPr>
+            <w:tcW w:type="dxa" w:w="1080"/>
+          </w:tcPr>
+          <w:p>
+            <w:r>
               <w:t>no metal</w:t>
             </w:r>
           </w:p>
@@ -709,88 +791,6 @@
           <w:p>
             <w:r>
               <w:t>['tBuOK', 'no base', 'KOH']</w:t>
-            </w:r>
-          </w:p>
-        </w:tc>
-      </w:tr>
-      <w:tr>
-        <w:tc>
-          <w:tcPr>
-            <w:tcW w:type="dxa" w:w="1080"/>
-          </w:tcPr>
-          <w:p>
-            <w:r>
-              <w:t>Cu</w:t>
-            </w:r>
-          </w:p>
-        </w:tc>
-        <w:tc>
-          <w:tcPr>
-            <w:tcW w:type="dxa" w:w="1080"/>
-          </w:tcPr>
-          <w:p>
-            <w:r>
-              <w:t>13</w:t>
-            </w:r>
-          </w:p>
-        </w:tc>
-        <w:tc>
-          <w:tcPr>
-            <w:tcW w:type="dxa" w:w="1080"/>
-          </w:tcPr>
-          <w:p>
-            <w:r>
-              <w:t>(363/100.0°C/KOH/Cu/Magnetitt/oxygen/10.1039/c3gc40818c/2013)</w:t>
-            </w:r>
-          </w:p>
-        </w:tc>
-        <w:tc>
-          <w:tcPr>
-            <w:tcW w:type="dxa" w:w="1080"/>
-          </w:tcPr>
-          <w:p>
-            <w:r>
-              <w:t>(363/100.0°C/KOH/Cu/Magnetitt/oxygen/10.1039/c3gc40818c/2013)</w:t>
-            </w:r>
-          </w:p>
-        </w:tc>
-        <w:tc>
-          <w:tcPr>
-            <w:tcW w:type="dxa" w:w="1080"/>
-          </w:tcPr>
-          <w:p>
-            <w:r>
-              <w:t>(73/25.0°C/no base/[CuNNO(OAc)]2/oxygen/10.1039/d2dt01771g/2022)</w:t>
-            </w:r>
-          </w:p>
-        </w:tc>
-        <w:tc>
-          <w:tcPr>
-            <w:tcW w:type="dxa" w:w="1080"/>
-          </w:tcPr>
-          <w:p>
-            <w:r>
-              <w:t>(196/160.0°C/no base/Cu/CeO2-P/inert/10.1016/j.jcat.2023.01.020/2023)</w:t>
-            </w:r>
-          </w:p>
-        </w:tc>
-        <w:tc>
-          <w:tcPr>
-            <w:tcW w:type="dxa" w:w="1080"/>
-          </w:tcPr>
-          <w:p>
-            <w:r>
-              <w:t>(77/25.0°C/no base/[CuNNO(OAc)]2/oxygen/10.1039/d2dt01771g/2022)</w:t>
-            </w:r>
-          </w:p>
-        </w:tc>
-        <w:tc>
-          <w:tcPr>
-            <w:tcW w:type="dxa" w:w="1080"/>
-          </w:tcPr>
-          <w:p>
-            <w:r>
-              <w:t>['no base', 'tBuOK', 'KOH']</w:t>
             </w:r>
           </w:p>
         </w:tc>
@@ -884,6 +884,88 @@
           </w:tcPr>
           <w:p>
             <w:r>
+              <w:t>Ag</w:t>
+            </w:r>
+          </w:p>
+        </w:tc>
+        <w:tc>
+          <w:tcPr>
+            <w:tcW w:type="dxa" w:w="1080"/>
+          </w:tcPr>
+          <w:p>
+            <w:r>
+              <w:t>6</w:t>
+            </w:r>
+          </w:p>
+        </w:tc>
+        <w:tc>
+          <w:tcPr>
+            <w:tcW w:type="dxa" w:w="1080"/>
+          </w:tcPr>
+          <w:p>
+            <w:r>
+              <w:t>(106/110.0°C/NaOH/Ag@MnO2/oxygen/10.1177/1747519821989963/2021)</w:t>
+            </w:r>
+          </w:p>
+        </w:tc>
+        <w:tc>
+          <w:tcPr>
+            <w:tcW w:type="dxa" w:w="1080"/>
+          </w:tcPr>
+          <w:p>
+            <w:r>
+              <w:t>(106/110.0°C/NaOH/Ag@MnO2/oxygen/10.1177/1747519821989963/2021)</w:t>
+            </w:r>
+          </w:p>
+        </w:tc>
+        <w:tc>
+          <w:tcPr>
+            <w:tcW w:type="dxa" w:w="1080"/>
+          </w:tcPr>
+          <w:p>
+            <w:r>
+              <w:t>(95/100.0°C/KOH/Fe3O4@SiO2-Ag (SMNP-Ag)/oxygen/10.1002/aoc.3720/2017)</w:t>
+            </w:r>
+          </w:p>
+        </w:tc>
+        <w:tc>
+          <w:tcPr>
+            <w:tcW w:type="dxa" w:w="1080"/>
+          </w:tcPr>
+          <w:p>
+            <w:r>
+              <w:t>(24/145.0°C/no base/Ag/Al2P3-5/inert/10.1002/cctc.200900209/2009)</w:t>
+            </w:r>
+          </w:p>
+        </w:tc>
+        <w:tc>
+          <w:tcPr>
+            <w:tcW w:type="dxa" w:w="1080"/>
+          </w:tcPr>
+          <w:p>
+            <w:r>
+              <w:t>(24/145.0°C/no base/Ag/Al2P3-5/inert/10.1002/cctc.200900209/2009)</w:t>
+            </w:r>
+          </w:p>
+        </w:tc>
+        <w:tc>
+          <w:tcPr>
+            <w:tcW w:type="dxa" w:w="1080"/>
+          </w:tcPr>
+          <w:p>
+            <w:r>
+              <w:t>['tBuOK', 'NaOH', 'KOH']</w:t>
+            </w:r>
+          </w:p>
+        </w:tc>
+      </w:tr>
+      <w:tr>
+        <w:tc>
+          <w:tcPr>
+            <w:tcW w:type="dxa" w:w="1080"/>
+          </w:tcPr>
+          <w:p>
+            <w:r>
               <w:t>Rh</w:t>
             </w:r>
           </w:p>
@@ -966,7 +1048,7 @@
           </w:tcPr>
           <w:p>
             <w:r>
-              <w:t>Ag</w:t>
+              <w:t>Pt</w:t>
             </w:r>
           </w:p>
         </w:tc>
@@ -976,7 +1058,7 @@
           </w:tcPr>
           <w:p>
             <w:r>
-              <w:t>6</w:t>
+              <w:t>5</w:t>
             </w:r>
           </w:p>
         </w:tc>
@@ -986,7 +1068,7 @@
           </w:tcPr>
           <w:p>
             <w:r>
-              <w:t>(106/110.0°C/NaOH/Ag@MnO2/oxygen/10.1177/1747519821989963/2021)</w:t>
+              <w:t>(1960/145.0°C/no base/Pt-Sn/Al2O3/inert/10.1016/j.tet.2016.11.029/2016)</w:t>
             </w:r>
           </w:p>
         </w:tc>
@@ -996,7 +1078,7 @@
           </w:tcPr>
           <w:p>
             <w:r>
-              <w:t>(106/110.0°C/NaOH/Ag@MnO2/oxygen/10.1177/1747519821989963/2021)</w:t>
+              <w:t>(1960/145.0°C/no base/Pt-Sn/Al2O3/inert/10.1016/j.tet.2016.11.029/2016)</w:t>
             </w:r>
           </w:p>
         </w:tc>
@@ -1006,7 +1088,7 @@
           </w:tcPr>
           <w:p>
             <w:r>
-              <w:t>(95/100.0°C/KOH/Fe3O4@SiO2-Ag (SMNP-Ag)/oxygen/10.1002/aoc.3720/2017)</w:t>
+              <w:t>(94/130.0°C/tBuOK/Pt/C/no_data/10.1021/acs.joc.2c02657/2023)</w:t>
             </w:r>
           </w:p>
         </w:tc>
@@ -1016,7 +1098,7 @@
           </w:tcPr>
           <w:p>
             <w:r>
-              <w:t>(24/145.0°C/no base/Ag/Al2P3-5/inert/10.1002/cctc.200900209/2009)</w:t>
+              <w:t>(1960/145.0°C/no base/Pt-Sn/Al2O3/inert/10.1016/j.tet.2016.11.029/2016)</w:t>
             </w:r>
           </w:p>
         </w:tc>
@@ -1026,7 +1108,7 @@
           </w:tcPr>
           <w:p>
             <w:r>
-              <w:t>(24/145.0°C/no base/Ag/Al2P3-5/inert/10.1002/cctc.200900209/2009)</w:t>
+              <w:t>(1900/145.0°C/no base/Pt-Sn/Al2O3/inert/10.1016/j.tet.2016.11.029/2016)</w:t>
             </w:r>
           </w:p>
         </w:tc>
@@ -1036,7 +1118,7 @@
           </w:tcPr>
           <w:p>
             <w:r>
-              <w:t>['tBuOK', 'NaOH', 'KOH']</w:t>
+              <w:t>['no base', 'tBuOK']</w:t>
             </w:r>
           </w:p>
         </w:tc>
@@ -1109,88 +1191,6 @@
           <w:p>
             <w:r>
               <w:t>(20/110.0°C/no base/Au/ZrO2/inert/10.1016/j.apcata.2011.11.017/2011)</w:t>
-            </w:r>
-          </w:p>
-        </w:tc>
-        <w:tc>
-          <w:tcPr>
-            <w:tcW w:type="dxa" w:w="1080"/>
-          </w:tcPr>
-          <w:p>
-            <w:r>
-              <w:t>['no base', 'tBuOK']</w:t>
-            </w:r>
-          </w:p>
-        </w:tc>
-      </w:tr>
-      <w:tr>
-        <w:tc>
-          <w:tcPr>
-            <w:tcW w:type="dxa" w:w="1080"/>
-          </w:tcPr>
-          <w:p>
-            <w:r>
-              <w:t>Pt</w:t>
-            </w:r>
-          </w:p>
-        </w:tc>
-        <w:tc>
-          <w:tcPr>
-            <w:tcW w:type="dxa" w:w="1080"/>
-          </w:tcPr>
-          <w:p>
-            <w:r>
-              <w:t>5</w:t>
-            </w:r>
-          </w:p>
-        </w:tc>
-        <w:tc>
-          <w:tcPr>
-            <w:tcW w:type="dxa" w:w="1080"/>
-          </w:tcPr>
-          <w:p>
-            <w:r>
-              <w:t>(1960/145.0°C/no base/Pt-Sn/Al2O3/inert/10.1016/j.tet.2016.11.029/2016)</w:t>
-            </w:r>
-          </w:p>
-        </w:tc>
-        <w:tc>
-          <w:tcPr>
-            <w:tcW w:type="dxa" w:w="1080"/>
-          </w:tcPr>
-          <w:p>
-            <w:r>
-              <w:t>(1960/145.0°C/no base/Pt-Sn/Al2O3/inert/10.1016/j.tet.2016.11.029/2016)</w:t>
-            </w:r>
-          </w:p>
-        </w:tc>
-        <w:tc>
-          <w:tcPr>
-            <w:tcW w:type="dxa" w:w="1080"/>
-          </w:tcPr>
-          <w:p>
-            <w:r>
-              <w:t>(94/130.0°C/tBuOK/Pt/C/no_data/10.1021/acs.joc.2c02657/2023)</w:t>
-            </w:r>
-          </w:p>
-        </w:tc>
-        <w:tc>
-          <w:tcPr>
-            <w:tcW w:type="dxa" w:w="1080"/>
-          </w:tcPr>
-          <w:p>
-            <w:r>
-              <w:t>(1960/145.0°C/no base/Pt-Sn/Al2O3/inert/10.1016/j.tet.2016.11.029/2016)</w:t>
-            </w:r>
-          </w:p>
-        </w:tc>
-        <w:tc>
-          <w:tcPr>
-            <w:tcW w:type="dxa" w:w="1080"/>
-          </w:tcPr>
-          <w:p>
-            <w:r>
-              <w:t>(1900/145.0°C/no base/Pt-Sn/Al2O3/inert/10.1016/j.tet.2016.11.029/2016)</w:t>
             </w:r>
           </w:p>
         </w:tc>
@@ -1376,6 +1376,88 @@
           </w:tcPr>
           <w:p>
             <w:r>
+              <w:t>Mo</w:t>
+            </w:r>
+          </w:p>
+        </w:tc>
+        <w:tc>
+          <w:tcPr>
+            <w:tcW w:type="dxa" w:w="1080"/>
+          </w:tcPr>
+          <w:p>
+            <w:r>
+              <w:t>2</w:t>
+            </w:r>
+          </w:p>
+        </w:tc>
+        <w:tc>
+          <w:tcPr>
+            <w:tcW w:type="dxa" w:w="1080"/>
+          </w:tcPr>
+          <w:p>
+            <w:r>
+              <w:t>(46/130.0°C/tBuOK/MoNHC/inert/10.1021/acscatal.1c02956/2021)</w:t>
+            </w:r>
+          </w:p>
+        </w:tc>
+        <w:tc>
+          <w:tcPr>
+            <w:tcW w:type="dxa" w:w="1080"/>
+          </w:tcPr>
+          <w:p>
+            <w:r>
+              <w:t>(46/130.0°C/tBuOK/MoNHC/inert/10.1021/acscatal.1c02956/2021)</w:t>
+            </w:r>
+          </w:p>
+        </w:tc>
+        <w:tc>
+          <w:tcPr>
+            <w:tcW w:type="dxa" w:w="1080"/>
+          </w:tcPr>
+          <w:p>
+            <w:r>
+              <w:t>(24/120.0°C/tBuOK/Mo(CO)6/oxygen/10.1016/j.mcat.2021.111415/2021)</w:t>
+            </w:r>
+          </w:p>
+        </w:tc>
+        <w:tc>
+          <w:tcPr>
+            <w:tcW w:type="dxa" w:w="1080"/>
+          </w:tcPr>
+          <w:p>
+            <w:r>
+              <w:t>no data</w:t>
+            </w:r>
+          </w:p>
+        </w:tc>
+        <w:tc>
+          <w:tcPr>
+            <w:tcW w:type="dxa" w:w="1080"/>
+          </w:tcPr>
+          <w:p>
+            <w:r>
+              <w:t>no data</w:t>
+            </w:r>
+          </w:p>
+        </w:tc>
+        <w:tc>
+          <w:tcPr>
+            <w:tcW w:type="dxa" w:w="1080"/>
+          </w:tcPr>
+          <w:p>
+            <w:r>
+              <w:t>['tBuOK']</w:t>
+            </w:r>
+          </w:p>
+        </w:tc>
+      </w:tr>
+      <w:tr>
+        <w:tc>
+          <w:tcPr>
+            <w:tcW w:type="dxa" w:w="1080"/>
+          </w:tcPr>
+          <w:p>
+            <w:r>
               <w:t>Os</w:t>
             </w:r>
           </w:p>
@@ -1458,88 +1540,6 @@
           </w:tcPr>
           <w:p>
             <w:r>
-              <w:t>Mo</w:t>
-            </w:r>
-          </w:p>
-        </w:tc>
-        <w:tc>
-          <w:tcPr>
-            <w:tcW w:type="dxa" w:w="1080"/>
-          </w:tcPr>
-          <w:p>
-            <w:r>
-              <w:t>2</w:t>
-            </w:r>
-          </w:p>
-        </w:tc>
-        <w:tc>
-          <w:tcPr>
-            <w:tcW w:type="dxa" w:w="1080"/>
-          </w:tcPr>
-          <w:p>
-            <w:r>
-              <w:t>(46/130.0°C/tBuOK/MoNHC/inert/10.1021/acscatal.1c02956/2021)</w:t>
-            </w:r>
-          </w:p>
-        </w:tc>
-        <w:tc>
-          <w:tcPr>
-            <w:tcW w:type="dxa" w:w="1080"/>
-          </w:tcPr>
-          <w:p>
-            <w:r>
-              <w:t>(46/130.0°C/tBuOK/MoNHC/inert/10.1021/acscatal.1c02956/2021)</w:t>
-            </w:r>
-          </w:p>
-        </w:tc>
-        <w:tc>
-          <w:tcPr>
-            <w:tcW w:type="dxa" w:w="1080"/>
-          </w:tcPr>
-          <w:p>
-            <w:r>
-              <w:t>(24/120.0°C/tBuOK/Mo(CO)6/oxygen/10.1016/j.mcat.2021.111415/2021)</w:t>
-            </w:r>
-          </w:p>
-        </w:tc>
-        <w:tc>
-          <w:tcPr>
-            <w:tcW w:type="dxa" w:w="1080"/>
-          </w:tcPr>
-          <w:p>
-            <w:r>
-              <w:t>no data</w:t>
-            </w:r>
-          </w:p>
-        </w:tc>
-        <w:tc>
-          <w:tcPr>
-            <w:tcW w:type="dxa" w:w="1080"/>
-          </w:tcPr>
-          <w:p>
-            <w:r>
-              <w:t>no data</w:t>
-            </w:r>
-          </w:p>
-        </w:tc>
-        <w:tc>
-          <w:tcPr>
-            <w:tcW w:type="dxa" w:w="1080"/>
-          </w:tcPr>
-          <w:p>
-            <w:r>
-              <w:t>['tBuOK']</w:t>
-            </w:r>
-          </w:p>
-        </w:tc>
-      </w:tr>
-      <w:tr>
-        <w:tc>
-          <w:tcPr>
-            <w:tcW w:type="dxa" w:w="1080"/>
-          </w:tcPr>
-          <w:p>
-            <w:r>
               <w:t>W</w:t>
             </w:r>
           </w:p>
@@ -1591,170 +1591,6 @@
           <w:p>
             <w:r>
               <w:t>(13/140.0°C/no base/10WO3/ZrO2/oxygen/10.1039/d2ra00198e/2022)</w:t>
-            </w:r>
-          </w:p>
-        </w:tc>
-        <w:tc>
-          <w:tcPr>
-            <w:tcW w:type="dxa" w:w="1080"/>
-          </w:tcPr>
-          <w:p>
-            <w:r>
-              <w:t>no data</w:t>
-            </w:r>
-          </w:p>
-        </w:tc>
-        <w:tc>
-          <w:tcPr>
-            <w:tcW w:type="dxa" w:w="1080"/>
-          </w:tcPr>
-          <w:p>
-            <w:r>
-              <w:t>['tBuOK']</w:t>
-            </w:r>
-          </w:p>
-        </w:tc>
-      </w:tr>
-      <w:tr>
-        <w:tc>
-          <w:tcPr>
-            <w:tcW w:type="dxa" w:w="1080"/>
-          </w:tcPr>
-          <w:p>
-            <w:r>
-              <w:t>Re</w:t>
-            </w:r>
-          </w:p>
-        </w:tc>
-        <w:tc>
-          <w:tcPr>
-            <w:tcW w:type="dxa" w:w="1080"/>
-          </w:tcPr>
-          <w:p>
-            <w:r>
-              <w:t>1</w:t>
-            </w:r>
-          </w:p>
-        </w:tc>
-        <w:tc>
-          <w:tcPr>
-            <w:tcW w:type="dxa" w:w="1080"/>
-          </w:tcPr>
-          <w:p>
-            <w:r>
-              <w:t>(10/150.0°C/no base/ReH7(Pcy3)2/inert/10.1016/j.tetlet.2014.05.068/2014)</w:t>
-            </w:r>
-          </w:p>
-        </w:tc>
-        <w:tc>
-          <w:tcPr>
-            <w:tcW w:type="dxa" w:w="1080"/>
-          </w:tcPr>
-          <w:p>
-            <w:r>
-              <w:t>(10/150.0°C/no base/ReH7(Pcy3)2/inert/10.1016/j.tetlet.2014.05.068/2014)</w:t>
-            </w:r>
-          </w:p>
-        </w:tc>
-        <w:tc>
-          <w:tcPr>
-            <w:tcW w:type="dxa" w:w="1080"/>
-          </w:tcPr>
-          <w:p>
-            <w:r>
-              <w:t>(8/150.0°C/no base/ReH7(Pcy3)2/inert/10.1016/j.tetlet.2014.05.068/2014)</w:t>
-            </w:r>
-          </w:p>
-        </w:tc>
-        <w:tc>
-          <w:tcPr>
-            <w:tcW w:type="dxa" w:w="1080"/>
-          </w:tcPr>
-          <w:p>
-            <w:r>
-              <w:t>(10/150.0°C/no base/ReH7(Pcy3)2/inert/10.1016/j.tetlet.2014.05.068/2014)</w:t>
-            </w:r>
-          </w:p>
-        </w:tc>
-        <w:tc>
-          <w:tcPr>
-            <w:tcW w:type="dxa" w:w="1080"/>
-          </w:tcPr>
-          <w:p>
-            <w:r>
-              <w:t>(8/150.0°C/no base/ReH7(Pcy3)2/inert/10.1016/j.tetlet.2014.05.068/2014)</w:t>
-            </w:r>
-          </w:p>
-        </w:tc>
-        <w:tc>
-          <w:tcPr>
-            <w:tcW w:type="dxa" w:w="1080"/>
-          </w:tcPr>
-          <w:p>
-            <w:r>
-              <w:t>['no base']</w:t>
-            </w:r>
-          </w:p>
-        </w:tc>
-      </w:tr>
-      <w:tr>
-        <w:tc>
-          <w:tcPr>
-            <w:tcW w:type="dxa" w:w="1080"/>
-          </w:tcPr>
-          <w:p>
-            <w:r>
-              <w:t>Cr</w:t>
-            </w:r>
-          </w:p>
-        </w:tc>
-        <w:tc>
-          <w:tcPr>
-            <w:tcW w:type="dxa" w:w="1080"/>
-          </w:tcPr>
-          <w:p>
-            <w:r>
-              <w:t>1</w:t>
-            </w:r>
-          </w:p>
-        </w:tc>
-        <w:tc>
-          <w:tcPr>
-            <w:tcW w:type="dxa" w:w="1080"/>
-          </w:tcPr>
-          <w:p>
-            <w:r>
-              <w:t>(33/150.0°C/tBuOK/CrNNN/inert/10.1002/anie.202001704/2020)</w:t>
-            </w:r>
-          </w:p>
-        </w:tc>
-        <w:tc>
-          <w:tcPr>
-            <w:tcW w:type="dxa" w:w="1080"/>
-          </w:tcPr>
-          <w:p>
-            <w:r>
-              <w:t>(33/150.0°C/tBuOK/CrNNN/inert/10.1002/anie.202001704/2020)</w:t>
-            </w:r>
-          </w:p>
-        </w:tc>
-        <w:tc>
-          <w:tcPr>
-            <w:tcW w:type="dxa" w:w="1080"/>
-          </w:tcPr>
-          <w:p>
-            <w:r>
-              <w:t>(28/150.0°C/tBuOK/CrNNN/inert/10.1002/anie.202001704/2020)</w:t>
-            </w:r>
-          </w:p>
-        </w:tc>
-        <w:tc>
-          <w:tcPr>
-            <w:tcW w:type="dxa" w:w="1080"/>
-          </w:tcPr>
-          <w:p>
-            <w:r>
-              <w:t>no data</w:t>
             </w:r>
           </w:p>
         </w:tc>
@@ -1868,6 +1704,88 @@
           </w:tcPr>
           <w:p>
             <w:r>
+              <w:t>Re</w:t>
+            </w:r>
+          </w:p>
+        </w:tc>
+        <w:tc>
+          <w:tcPr>
+            <w:tcW w:type="dxa" w:w="1080"/>
+          </w:tcPr>
+          <w:p>
+            <w:r>
+              <w:t>1</w:t>
+            </w:r>
+          </w:p>
+        </w:tc>
+        <w:tc>
+          <w:tcPr>
+            <w:tcW w:type="dxa" w:w="1080"/>
+          </w:tcPr>
+          <w:p>
+            <w:r>
+              <w:t>(10/150.0°C/no base/ReH7(Pcy3)2/inert/10.1016/j.tetlet.2014.05.068/2014)</w:t>
+            </w:r>
+          </w:p>
+        </w:tc>
+        <w:tc>
+          <w:tcPr>
+            <w:tcW w:type="dxa" w:w="1080"/>
+          </w:tcPr>
+          <w:p>
+            <w:r>
+              <w:t>(10/150.0°C/no base/ReH7(Pcy3)2/inert/10.1016/j.tetlet.2014.05.068/2014)</w:t>
+            </w:r>
+          </w:p>
+        </w:tc>
+        <w:tc>
+          <w:tcPr>
+            <w:tcW w:type="dxa" w:w="1080"/>
+          </w:tcPr>
+          <w:p>
+            <w:r>
+              <w:t>(8/150.0°C/no base/ReH7(Pcy3)2/inert/10.1016/j.tetlet.2014.05.068/2014)</w:t>
+            </w:r>
+          </w:p>
+        </w:tc>
+        <w:tc>
+          <w:tcPr>
+            <w:tcW w:type="dxa" w:w="1080"/>
+          </w:tcPr>
+          <w:p>
+            <w:r>
+              <w:t>(10/150.0°C/no base/ReH7(Pcy3)2/inert/10.1016/j.tetlet.2014.05.068/2014)</w:t>
+            </w:r>
+          </w:p>
+        </w:tc>
+        <w:tc>
+          <w:tcPr>
+            <w:tcW w:type="dxa" w:w="1080"/>
+          </w:tcPr>
+          <w:p>
+            <w:r>
+              <w:t>(8/150.0°C/no base/ReH7(Pcy3)2/inert/10.1016/j.tetlet.2014.05.068/2014)</w:t>
+            </w:r>
+          </w:p>
+        </w:tc>
+        <w:tc>
+          <w:tcPr>
+            <w:tcW w:type="dxa" w:w="1080"/>
+          </w:tcPr>
+          <w:p>
+            <w:r>
+              <w:t>['no base']</w:t>
+            </w:r>
+          </w:p>
+        </w:tc>
+      </w:tr>
+      <w:tr>
+        <w:tc>
+          <w:tcPr>
+            <w:tcW w:type="dxa" w:w="1080"/>
+          </w:tcPr>
+          <w:p>
+            <w:r>
               <w:t>Hf</w:t>
             </w:r>
           </w:p>
@@ -1950,6 +1868,170 @@
           </w:tcPr>
           <w:p>
             <w:r>
+              <w:t>Sm</w:t>
+            </w:r>
+          </w:p>
+        </w:tc>
+        <w:tc>
+          <w:tcPr>
+            <w:tcW w:type="dxa" w:w="1080"/>
+          </w:tcPr>
+          <w:p>
+            <w:r>
+              <w:t>1</w:t>
+            </w:r>
+          </w:p>
+        </w:tc>
+        <w:tc>
+          <w:tcPr>
+            <w:tcW w:type="dxa" w:w="1080"/>
+          </w:tcPr>
+          <w:p>
+            <w:r>
+              <w:t>(28/140.0°C/tBuOK/SmI2/inert/10.1021/acs.joc.9b00717/2019)</w:t>
+            </w:r>
+          </w:p>
+        </w:tc>
+        <w:tc>
+          <w:tcPr>
+            <w:tcW w:type="dxa" w:w="1080"/>
+          </w:tcPr>
+          <w:p>
+            <w:r>
+              <w:t>(28/140.0°C/tBuOK/SmI2/inert/10.1021/acs.joc.9b00717/2019)</w:t>
+            </w:r>
+          </w:p>
+        </w:tc>
+        <w:tc>
+          <w:tcPr>
+            <w:tcW w:type="dxa" w:w="1080"/>
+          </w:tcPr>
+          <w:p>
+            <w:r>
+              <w:t>(27/140.0°C/tBuOK/SmI2/inert/10.1021/acs.joc.9b00717/2019)</w:t>
+            </w:r>
+          </w:p>
+        </w:tc>
+        <w:tc>
+          <w:tcPr>
+            <w:tcW w:type="dxa" w:w="1080"/>
+          </w:tcPr>
+          <w:p>
+            <w:r>
+              <w:t>no data</w:t>
+            </w:r>
+          </w:p>
+        </w:tc>
+        <w:tc>
+          <w:tcPr>
+            <w:tcW w:type="dxa" w:w="1080"/>
+          </w:tcPr>
+          <w:p>
+            <w:r>
+              <w:t>no data</w:t>
+            </w:r>
+          </w:p>
+        </w:tc>
+        <w:tc>
+          <w:tcPr>
+            <w:tcW w:type="dxa" w:w="1080"/>
+          </w:tcPr>
+          <w:p>
+            <w:r>
+              <w:t>['tBuOK']</w:t>
+            </w:r>
+          </w:p>
+        </w:tc>
+      </w:tr>
+      <w:tr>
+        <w:tc>
+          <w:tcPr>
+            <w:tcW w:type="dxa" w:w="1080"/>
+          </w:tcPr>
+          <w:p>
+            <w:r>
+              <w:t>Cr</w:t>
+            </w:r>
+          </w:p>
+        </w:tc>
+        <w:tc>
+          <w:tcPr>
+            <w:tcW w:type="dxa" w:w="1080"/>
+          </w:tcPr>
+          <w:p>
+            <w:r>
+              <w:t>1</w:t>
+            </w:r>
+          </w:p>
+        </w:tc>
+        <w:tc>
+          <w:tcPr>
+            <w:tcW w:type="dxa" w:w="1080"/>
+          </w:tcPr>
+          <w:p>
+            <w:r>
+              <w:t>(33/150.0°C/tBuOK/CrNNN/inert/10.1002/anie.202001704/2020)</w:t>
+            </w:r>
+          </w:p>
+        </w:tc>
+        <w:tc>
+          <w:tcPr>
+            <w:tcW w:type="dxa" w:w="1080"/>
+          </w:tcPr>
+          <w:p>
+            <w:r>
+              <w:t>(33/150.0°C/tBuOK/CrNNN/inert/10.1002/anie.202001704/2020)</w:t>
+            </w:r>
+          </w:p>
+        </w:tc>
+        <w:tc>
+          <w:tcPr>
+            <w:tcW w:type="dxa" w:w="1080"/>
+          </w:tcPr>
+          <w:p>
+            <w:r>
+              <w:t>(28/150.0°C/tBuOK/CrNNN/inert/10.1002/anie.202001704/2020)</w:t>
+            </w:r>
+          </w:p>
+        </w:tc>
+        <w:tc>
+          <w:tcPr>
+            <w:tcW w:type="dxa" w:w="1080"/>
+          </w:tcPr>
+          <w:p>
+            <w:r>
+              <w:t>no data</w:t>
+            </w:r>
+          </w:p>
+        </w:tc>
+        <w:tc>
+          <w:tcPr>
+            <w:tcW w:type="dxa" w:w="1080"/>
+          </w:tcPr>
+          <w:p>
+            <w:r>
+              <w:t>no data</w:t>
+            </w:r>
+          </w:p>
+        </w:tc>
+        <w:tc>
+          <w:tcPr>
+            <w:tcW w:type="dxa" w:w="1080"/>
+          </w:tcPr>
+          <w:p>
+            <w:r>
+              <w:t>['tBuOK']</w:t>
+            </w:r>
+          </w:p>
+        </w:tc>
+      </w:tr>
+      <w:tr>
+        <w:tc>
+          <w:tcPr>
+            <w:tcW w:type="dxa" w:w="1080"/>
+          </w:tcPr>
+          <w:p>
+            <w:r>
               <w:t>Bi</w:t>
             </w:r>
           </w:p>
@@ -1991,88 +2073,6 @@
           <w:p>
             <w:r>
               <w:t>(94/25.0°C/tBuOK/Bi-S3/S-Vs/inert/10.1039/d2ta06142b/2022)</w:t>
-            </w:r>
-          </w:p>
-        </w:tc>
-        <w:tc>
-          <w:tcPr>
-            <w:tcW w:type="dxa" w:w="1080"/>
-          </w:tcPr>
-          <w:p>
-            <w:r>
-              <w:t>no data</w:t>
-            </w:r>
-          </w:p>
-        </w:tc>
-        <w:tc>
-          <w:tcPr>
-            <w:tcW w:type="dxa" w:w="1080"/>
-          </w:tcPr>
-          <w:p>
-            <w:r>
-              <w:t>no data</w:t>
-            </w:r>
-          </w:p>
-        </w:tc>
-        <w:tc>
-          <w:tcPr>
-            <w:tcW w:type="dxa" w:w="1080"/>
-          </w:tcPr>
-          <w:p>
-            <w:r>
-              <w:t>['tBuOK']</w:t>
-            </w:r>
-          </w:p>
-        </w:tc>
-      </w:tr>
-      <w:tr>
-        <w:tc>
-          <w:tcPr>
-            <w:tcW w:type="dxa" w:w="1080"/>
-          </w:tcPr>
-          <w:p>
-            <w:r>
-              <w:t>Sm</w:t>
-            </w:r>
-          </w:p>
-        </w:tc>
-        <w:tc>
-          <w:tcPr>
-            <w:tcW w:type="dxa" w:w="1080"/>
-          </w:tcPr>
-          <w:p>
-            <w:r>
-              <w:t>1</w:t>
-            </w:r>
-          </w:p>
-        </w:tc>
-        <w:tc>
-          <w:tcPr>
-            <w:tcW w:type="dxa" w:w="1080"/>
-          </w:tcPr>
-          <w:p>
-            <w:r>
-              <w:t>(28/140.0°C/tBuOK/SmI2/inert/10.1021/acs.joc.9b00717/2019)</w:t>
-            </w:r>
-          </w:p>
-        </w:tc>
-        <w:tc>
-          <w:tcPr>
-            <w:tcW w:type="dxa" w:w="1080"/>
-          </w:tcPr>
-          <w:p>
-            <w:r>
-              <w:t>(28/140.0°C/tBuOK/SmI2/inert/10.1021/acs.joc.9b00717/2019)</w:t>
-            </w:r>
-          </w:p>
-        </w:tc>
-        <w:tc>
-          <w:tcPr>
-            <w:tcW w:type="dxa" w:w="1080"/>
-          </w:tcPr>
-          <w:p>
-            <w:r>
-              <w:t>(27/140.0°C/tBuOK/SmI2/inert/10.1021/acs.joc.9b00717/2019)</w:t>
             </w:r>
           </w:p>
         </w:tc>

--- a/doc_tables/best_cats_aromatic.docx
+++ b/doc_tables/best_cats_aromatic.docx
@@ -1048,6 +1048,88 @@
           </w:tcPr>
           <w:p>
             <w:r>
+              <w:t>Au</w:t>
+            </w:r>
+          </w:p>
+        </w:tc>
+        <w:tc>
+          <w:tcPr>
+            <w:tcW w:type="dxa" w:w="1080"/>
+          </w:tcPr>
+          <w:p>
+            <w:r>
+              <w:t>5</w:t>
+            </w:r>
+          </w:p>
+        </w:tc>
+        <w:tc>
+          <w:tcPr>
+            <w:tcW w:type="dxa" w:w="1080"/>
+          </w:tcPr>
+          <w:p>
+            <w:r>
+              <w:t>(196/120.0°C/no base/Au/TiO2-VS/inert/10.1002/chem.201001848/2010)</w:t>
+            </w:r>
+          </w:p>
+        </w:tc>
+        <w:tc>
+          <w:tcPr>
+            <w:tcW w:type="dxa" w:w="1080"/>
+          </w:tcPr>
+          <w:p>
+            <w:r>
+              <w:t>(196/120.0°C/no base/Au/TiO2-VS/inert/10.1002/chem.201001848/2010)</w:t>
+            </w:r>
+          </w:p>
+        </w:tc>
+        <w:tc>
+          <w:tcPr>
+            <w:tcW w:type="dxa" w:w="1080"/>
+          </w:tcPr>
+          <w:p>
+            <w:r>
+              <w:t>(9/100.0°C/tBuOK/Ph3PAuCl/inert/10.1016/j.tet.2014.10.007/2014)</w:t>
+            </w:r>
+          </w:p>
+        </w:tc>
+        <w:tc>
+          <w:tcPr>
+            <w:tcW w:type="dxa" w:w="1080"/>
+          </w:tcPr>
+          <w:p>
+            <w:r>
+              <w:t>(196/120.0°C/no base/Au/TiO2-VS/inert/10.1002/chem.201001848/2010)</w:t>
+            </w:r>
+          </w:p>
+        </w:tc>
+        <w:tc>
+          <w:tcPr>
+            <w:tcW w:type="dxa" w:w="1080"/>
+          </w:tcPr>
+          <w:p>
+            <w:r>
+              <w:t>(20/110.0°C/no base/Au/ZrO2/inert/10.1016/j.apcata.2011.11.017/2011)</w:t>
+            </w:r>
+          </w:p>
+        </w:tc>
+        <w:tc>
+          <w:tcPr>
+            <w:tcW w:type="dxa" w:w="1080"/>
+          </w:tcPr>
+          <w:p>
+            <w:r>
+              <w:t>['no base', 'tBuOK']</w:t>
+            </w:r>
+          </w:p>
+        </w:tc>
+      </w:tr>
+      <w:tr>
+        <w:tc>
+          <w:tcPr>
+            <w:tcW w:type="dxa" w:w="1080"/>
+          </w:tcPr>
+          <w:p>
+            <w:r>
               <w:t>Pt</w:t>
             </w:r>
           </w:p>
@@ -1109,88 +1191,6 @@
           <w:p>
             <w:r>
               <w:t>(1900/145.0°C/no base/Pt-Sn/Al2O3/inert/10.1016/j.tet.2016.11.029/2016)</w:t>
-            </w:r>
-          </w:p>
-        </w:tc>
-        <w:tc>
-          <w:tcPr>
-            <w:tcW w:type="dxa" w:w="1080"/>
-          </w:tcPr>
-          <w:p>
-            <w:r>
-              <w:t>['no base', 'tBuOK']</w:t>
-            </w:r>
-          </w:p>
-        </w:tc>
-      </w:tr>
-      <w:tr>
-        <w:tc>
-          <w:tcPr>
-            <w:tcW w:type="dxa" w:w="1080"/>
-          </w:tcPr>
-          <w:p>
-            <w:r>
-              <w:t>Au</w:t>
-            </w:r>
-          </w:p>
-        </w:tc>
-        <w:tc>
-          <w:tcPr>
-            <w:tcW w:type="dxa" w:w="1080"/>
-          </w:tcPr>
-          <w:p>
-            <w:r>
-              <w:t>5</w:t>
-            </w:r>
-          </w:p>
-        </w:tc>
-        <w:tc>
-          <w:tcPr>
-            <w:tcW w:type="dxa" w:w="1080"/>
-          </w:tcPr>
-          <w:p>
-            <w:r>
-              <w:t>(196/120.0°C/no base/Au/TiO2-VS/inert/10.1002/chem.201001848/2010)</w:t>
-            </w:r>
-          </w:p>
-        </w:tc>
-        <w:tc>
-          <w:tcPr>
-            <w:tcW w:type="dxa" w:w="1080"/>
-          </w:tcPr>
-          <w:p>
-            <w:r>
-              <w:t>(196/120.0°C/no base/Au/TiO2-VS/inert/10.1002/chem.201001848/2010)</w:t>
-            </w:r>
-          </w:p>
-        </w:tc>
-        <w:tc>
-          <w:tcPr>
-            <w:tcW w:type="dxa" w:w="1080"/>
-          </w:tcPr>
-          <w:p>
-            <w:r>
-              <w:t>(9/100.0°C/tBuOK/Ph3PAuCl/inert/10.1016/j.tet.2014.10.007/2014)</w:t>
-            </w:r>
-          </w:p>
-        </w:tc>
-        <w:tc>
-          <w:tcPr>
-            <w:tcW w:type="dxa" w:w="1080"/>
-          </w:tcPr>
-          <w:p>
-            <w:r>
-              <w:t>(196/120.0°C/no base/Au/TiO2-VS/inert/10.1002/chem.201001848/2010)</w:t>
-            </w:r>
-          </w:p>
-        </w:tc>
-        <w:tc>
-          <w:tcPr>
-            <w:tcW w:type="dxa" w:w="1080"/>
-          </w:tcPr>
-          <w:p>
-            <w:r>
-              <w:t>(20/110.0°C/no base/Au/ZrO2/inert/10.1016/j.apcata.2011.11.017/2011)</w:t>
             </w:r>
           </w:p>
         </w:tc>
@@ -1376,6 +1376,88 @@
           </w:tcPr>
           <w:p>
             <w:r>
+              <w:t>Os</w:t>
+            </w:r>
+          </w:p>
+        </w:tc>
+        <w:tc>
+          <w:tcPr>
+            <w:tcW w:type="dxa" w:w="1080"/>
+          </w:tcPr>
+          <w:p>
+            <w:r>
+              <w:t>2</w:t>
+            </w:r>
+          </w:p>
+        </w:tc>
+        <w:tc>
+          <w:tcPr>
+            <w:tcW w:type="dxa" w:w="1080"/>
+          </w:tcPr>
+          <w:p>
+            <w:r>
+              <w:t>(670/200.0°C/no base/OsPincer/inert/10.1039/c1dt10342c/2011)</w:t>
+            </w:r>
+          </w:p>
+        </w:tc>
+        <w:tc>
+          <w:tcPr>
+            <w:tcW w:type="dxa" w:w="1080"/>
+          </w:tcPr>
+          <w:p>
+            <w:r>
+              <w:t>(670/200.0°C/no base/OsPincer/inert/10.1039/c1dt10342c/2011)</w:t>
+            </w:r>
+          </w:p>
+        </w:tc>
+        <w:tc>
+          <w:tcPr>
+            <w:tcW w:type="dxa" w:w="1080"/>
+          </w:tcPr>
+          <w:p>
+            <w:r>
+              <w:t>(670/200.0°C/no base/OsPincer/inert/10.1039/c1dt10342c/2011)</w:t>
+            </w:r>
+          </w:p>
+        </w:tc>
+        <w:tc>
+          <w:tcPr>
+            <w:tcW w:type="dxa" w:w="1080"/>
+          </w:tcPr>
+          <w:p>
+            <w:r>
+              <w:t>(670/200.0°C/no base/OsPincer/inert/10.1039/c1dt10342c/2011)</w:t>
+            </w:r>
+          </w:p>
+        </w:tc>
+        <w:tc>
+          <w:tcPr>
+            <w:tcW w:type="dxa" w:w="1080"/>
+          </w:tcPr>
+          <w:p>
+            <w:r>
+              <w:t>(670/200.0°C/no base/OsPincer/inert/10.1039/c1dt10342c/2011)</w:t>
+            </w:r>
+          </w:p>
+        </w:tc>
+        <w:tc>
+          <w:tcPr>
+            <w:tcW w:type="dxa" w:w="1080"/>
+          </w:tcPr>
+          <w:p>
+            <w:r>
+              <w:t>['no base']</w:t>
+            </w:r>
+          </w:p>
+        </w:tc>
+      </w:tr>
+      <w:tr>
+        <w:tc>
+          <w:tcPr>
+            <w:tcW w:type="dxa" w:w="1080"/>
+          </w:tcPr>
+          <w:p>
+            <w:r>
               <w:t>Mo</w:t>
             </w:r>
           </w:p>
@@ -1447,88 +1529,6 @@
           <w:p>
             <w:r>
               <w:t>['tBuOK']</w:t>
-            </w:r>
-          </w:p>
-        </w:tc>
-      </w:tr>
-      <w:tr>
-        <w:tc>
-          <w:tcPr>
-            <w:tcW w:type="dxa" w:w="1080"/>
-          </w:tcPr>
-          <w:p>
-            <w:r>
-              <w:t>Os</w:t>
-            </w:r>
-          </w:p>
-        </w:tc>
-        <w:tc>
-          <w:tcPr>
-            <w:tcW w:type="dxa" w:w="1080"/>
-          </w:tcPr>
-          <w:p>
-            <w:r>
-              <w:t>2</w:t>
-            </w:r>
-          </w:p>
-        </w:tc>
-        <w:tc>
-          <w:tcPr>
-            <w:tcW w:type="dxa" w:w="1080"/>
-          </w:tcPr>
-          <w:p>
-            <w:r>
-              <w:t>(670/200.0°C/no base/OsPincer/inert/10.1039/c1dt10342c/2011)</w:t>
-            </w:r>
-          </w:p>
-        </w:tc>
-        <w:tc>
-          <w:tcPr>
-            <w:tcW w:type="dxa" w:w="1080"/>
-          </w:tcPr>
-          <w:p>
-            <w:r>
-              <w:t>(670/200.0°C/no base/OsPincer/inert/10.1039/c1dt10342c/2011)</w:t>
-            </w:r>
-          </w:p>
-        </w:tc>
-        <w:tc>
-          <w:tcPr>
-            <w:tcW w:type="dxa" w:w="1080"/>
-          </w:tcPr>
-          <w:p>
-            <w:r>
-              <w:t>(670/200.0°C/no base/OsPincer/inert/10.1039/c1dt10342c/2011)</w:t>
-            </w:r>
-          </w:p>
-        </w:tc>
-        <w:tc>
-          <w:tcPr>
-            <w:tcW w:type="dxa" w:w="1080"/>
-          </w:tcPr>
-          <w:p>
-            <w:r>
-              <w:t>(670/200.0°C/no base/OsPincer/inert/10.1039/c1dt10342c/2011)</w:t>
-            </w:r>
-          </w:p>
-        </w:tc>
-        <w:tc>
-          <w:tcPr>
-            <w:tcW w:type="dxa" w:w="1080"/>
-          </w:tcPr>
-          <w:p>
-            <w:r>
-              <w:t>(670/200.0°C/no base/OsPincer/inert/10.1039/c1dt10342c/2011)</w:t>
-            </w:r>
-          </w:p>
-        </w:tc>
-        <w:tc>
-          <w:tcPr>
-            <w:tcW w:type="dxa" w:w="1080"/>
-          </w:tcPr>
-          <w:p>
-            <w:r>
-              <w:t>['no base']</w:t>
             </w:r>
           </w:p>
         </w:tc>
@@ -1622,6 +1622,88 @@
           </w:tcPr>
           <w:p>
             <w:r>
+              <w:t>Re</w:t>
+            </w:r>
+          </w:p>
+        </w:tc>
+        <w:tc>
+          <w:tcPr>
+            <w:tcW w:type="dxa" w:w="1080"/>
+          </w:tcPr>
+          <w:p>
+            <w:r>
+              <w:t>1</w:t>
+            </w:r>
+          </w:p>
+        </w:tc>
+        <w:tc>
+          <w:tcPr>
+            <w:tcW w:type="dxa" w:w="1080"/>
+          </w:tcPr>
+          <w:p>
+            <w:r>
+              <w:t>(10/150.0°C/no base/ReH7(Pcy3)2/inert/10.1016/j.tetlet.2014.05.068/2014)</w:t>
+            </w:r>
+          </w:p>
+        </w:tc>
+        <w:tc>
+          <w:tcPr>
+            <w:tcW w:type="dxa" w:w="1080"/>
+          </w:tcPr>
+          <w:p>
+            <w:r>
+              <w:t>(10/150.0°C/no base/ReH7(Pcy3)2/inert/10.1016/j.tetlet.2014.05.068/2014)</w:t>
+            </w:r>
+          </w:p>
+        </w:tc>
+        <w:tc>
+          <w:tcPr>
+            <w:tcW w:type="dxa" w:w="1080"/>
+          </w:tcPr>
+          <w:p>
+            <w:r>
+              <w:t>(8/150.0°C/no base/ReH7(Pcy3)2/inert/10.1016/j.tetlet.2014.05.068/2014)</w:t>
+            </w:r>
+          </w:p>
+        </w:tc>
+        <w:tc>
+          <w:tcPr>
+            <w:tcW w:type="dxa" w:w="1080"/>
+          </w:tcPr>
+          <w:p>
+            <w:r>
+              <w:t>(10/150.0°C/no base/ReH7(Pcy3)2/inert/10.1016/j.tetlet.2014.05.068/2014)</w:t>
+            </w:r>
+          </w:p>
+        </w:tc>
+        <w:tc>
+          <w:tcPr>
+            <w:tcW w:type="dxa" w:w="1080"/>
+          </w:tcPr>
+          <w:p>
+            <w:r>
+              <w:t>(8/150.0°C/no base/ReH7(Pcy3)2/inert/10.1016/j.tetlet.2014.05.068/2014)</w:t>
+            </w:r>
+          </w:p>
+        </w:tc>
+        <w:tc>
+          <w:tcPr>
+            <w:tcW w:type="dxa" w:w="1080"/>
+          </w:tcPr>
+          <w:p>
+            <w:r>
+              <w:t>['no base']</w:t>
+            </w:r>
+          </w:p>
+        </w:tc>
+      </w:tr>
+      <w:tr>
+        <w:tc>
+          <w:tcPr>
+            <w:tcW w:type="dxa" w:w="1080"/>
+          </w:tcPr>
+          <w:p>
+            <w:r>
               <w:t>Cu,Ag</w:t>
             </w:r>
           </w:p>
@@ -1704,7 +1786,7 @@
           </w:tcPr>
           <w:p>
             <w:r>
-              <w:t>Re</w:t>
+              <w:t>Bi</w:t>
             </w:r>
           </w:p>
         </w:tc>
@@ -1724,7 +1806,7 @@
           </w:tcPr>
           <w:p>
             <w:r>
-              <w:t>(10/150.0°C/no base/ReH7(Pcy3)2/inert/10.1016/j.tetlet.2014.05.068/2014)</w:t>
+              <w:t>(100/25.0°C/tBuOK/Bi-S3/S-Vs/inert/10.1039/d2ta06142b/2022)</w:t>
             </w:r>
           </w:p>
         </w:tc>
@@ -1734,7 +1816,7 @@
           </w:tcPr>
           <w:p>
             <w:r>
-              <w:t>(10/150.0°C/no base/ReH7(Pcy3)2/inert/10.1016/j.tetlet.2014.05.068/2014)</w:t>
+              <w:t>(100/25.0°C/tBuOK/Bi-S3/S-Vs/inert/10.1039/d2ta06142b/2022)</w:t>
             </w:r>
           </w:p>
         </w:tc>
@@ -1744,7 +1826,7 @@
           </w:tcPr>
           <w:p>
             <w:r>
-              <w:t>(8/150.0°C/no base/ReH7(Pcy3)2/inert/10.1016/j.tetlet.2014.05.068/2014)</w:t>
+              <w:t>(94/25.0°C/tBuOK/Bi-S3/S-Vs/inert/10.1039/d2ta06142b/2022)</w:t>
             </w:r>
           </w:p>
         </w:tc>
@@ -1754,7 +1836,7 @@
           </w:tcPr>
           <w:p>
             <w:r>
-              <w:t>(10/150.0°C/no base/ReH7(Pcy3)2/inert/10.1016/j.tetlet.2014.05.068/2014)</w:t>
+              <w:t>no data</w:t>
             </w:r>
           </w:p>
         </w:tc>
@@ -1764,7 +1846,7 @@
           </w:tcPr>
           <w:p>
             <w:r>
-              <w:t>(8/150.0°C/no base/ReH7(Pcy3)2/inert/10.1016/j.tetlet.2014.05.068/2014)</w:t>
+              <w:t>no data</w:t>
             </w:r>
           </w:p>
         </w:tc>
@@ -1774,7 +1856,89 @@
           </w:tcPr>
           <w:p>
             <w:r>
-              <w:t>['no base']</w:t>
+              <w:t>['tBuOK']</w:t>
+            </w:r>
+          </w:p>
+        </w:tc>
+      </w:tr>
+      <w:tr>
+        <w:tc>
+          <w:tcPr>
+            <w:tcW w:type="dxa" w:w="1080"/>
+          </w:tcPr>
+          <w:p>
+            <w:r>
+              <w:t>Cr</w:t>
+            </w:r>
+          </w:p>
+        </w:tc>
+        <w:tc>
+          <w:tcPr>
+            <w:tcW w:type="dxa" w:w="1080"/>
+          </w:tcPr>
+          <w:p>
+            <w:r>
+              <w:t>1</w:t>
+            </w:r>
+          </w:p>
+        </w:tc>
+        <w:tc>
+          <w:tcPr>
+            <w:tcW w:type="dxa" w:w="1080"/>
+          </w:tcPr>
+          <w:p>
+            <w:r>
+              <w:t>(33/150.0°C/tBuOK/CrNNN/inert/10.1002/anie.202001704/2020)</w:t>
+            </w:r>
+          </w:p>
+        </w:tc>
+        <w:tc>
+          <w:tcPr>
+            <w:tcW w:type="dxa" w:w="1080"/>
+          </w:tcPr>
+          <w:p>
+            <w:r>
+              <w:t>(33/150.0°C/tBuOK/CrNNN/inert/10.1002/anie.202001704/2020)</w:t>
+            </w:r>
+          </w:p>
+        </w:tc>
+        <w:tc>
+          <w:tcPr>
+            <w:tcW w:type="dxa" w:w="1080"/>
+          </w:tcPr>
+          <w:p>
+            <w:r>
+              <w:t>(28/150.0°C/tBuOK/CrNNN/inert/10.1002/anie.202001704/2020)</w:t>
+            </w:r>
+          </w:p>
+        </w:tc>
+        <w:tc>
+          <w:tcPr>
+            <w:tcW w:type="dxa" w:w="1080"/>
+          </w:tcPr>
+          <w:p>
+            <w:r>
+              <w:t>no data</w:t>
+            </w:r>
+          </w:p>
+        </w:tc>
+        <w:tc>
+          <w:tcPr>
+            <w:tcW w:type="dxa" w:w="1080"/>
+          </w:tcPr>
+          <w:p>
+            <w:r>
+              <w:t>no data</w:t>
+            </w:r>
+          </w:p>
+        </w:tc>
+        <w:tc>
+          <w:tcPr>
+            <w:tcW w:type="dxa" w:w="1080"/>
+          </w:tcPr>
+          <w:p>
+            <w:r>
+              <w:t>['tBuOK']</w:t>
             </w:r>
           </w:p>
         </w:tc>
@@ -1909,170 +2073,6 @@
           <w:p>
             <w:r>
               <w:t>(27/140.0°C/tBuOK/SmI2/inert/10.1021/acs.joc.9b00717/2019)</w:t>
-            </w:r>
-          </w:p>
-        </w:tc>
-        <w:tc>
-          <w:tcPr>
-            <w:tcW w:type="dxa" w:w="1080"/>
-          </w:tcPr>
-          <w:p>
-            <w:r>
-              <w:t>no data</w:t>
-            </w:r>
-          </w:p>
-        </w:tc>
-        <w:tc>
-          <w:tcPr>
-            <w:tcW w:type="dxa" w:w="1080"/>
-          </w:tcPr>
-          <w:p>
-            <w:r>
-              <w:t>no data</w:t>
-            </w:r>
-          </w:p>
-        </w:tc>
-        <w:tc>
-          <w:tcPr>
-            <w:tcW w:type="dxa" w:w="1080"/>
-          </w:tcPr>
-          <w:p>
-            <w:r>
-              <w:t>['tBuOK']</w:t>
-            </w:r>
-          </w:p>
-        </w:tc>
-      </w:tr>
-      <w:tr>
-        <w:tc>
-          <w:tcPr>
-            <w:tcW w:type="dxa" w:w="1080"/>
-          </w:tcPr>
-          <w:p>
-            <w:r>
-              <w:t>Cr</w:t>
-            </w:r>
-          </w:p>
-        </w:tc>
-        <w:tc>
-          <w:tcPr>
-            <w:tcW w:type="dxa" w:w="1080"/>
-          </w:tcPr>
-          <w:p>
-            <w:r>
-              <w:t>1</w:t>
-            </w:r>
-          </w:p>
-        </w:tc>
-        <w:tc>
-          <w:tcPr>
-            <w:tcW w:type="dxa" w:w="1080"/>
-          </w:tcPr>
-          <w:p>
-            <w:r>
-              <w:t>(33/150.0°C/tBuOK/CrNNN/inert/10.1002/anie.202001704/2020)</w:t>
-            </w:r>
-          </w:p>
-        </w:tc>
-        <w:tc>
-          <w:tcPr>
-            <w:tcW w:type="dxa" w:w="1080"/>
-          </w:tcPr>
-          <w:p>
-            <w:r>
-              <w:t>(33/150.0°C/tBuOK/CrNNN/inert/10.1002/anie.202001704/2020)</w:t>
-            </w:r>
-          </w:p>
-        </w:tc>
-        <w:tc>
-          <w:tcPr>
-            <w:tcW w:type="dxa" w:w="1080"/>
-          </w:tcPr>
-          <w:p>
-            <w:r>
-              <w:t>(28/150.0°C/tBuOK/CrNNN/inert/10.1002/anie.202001704/2020)</w:t>
-            </w:r>
-          </w:p>
-        </w:tc>
-        <w:tc>
-          <w:tcPr>
-            <w:tcW w:type="dxa" w:w="1080"/>
-          </w:tcPr>
-          <w:p>
-            <w:r>
-              <w:t>no data</w:t>
-            </w:r>
-          </w:p>
-        </w:tc>
-        <w:tc>
-          <w:tcPr>
-            <w:tcW w:type="dxa" w:w="1080"/>
-          </w:tcPr>
-          <w:p>
-            <w:r>
-              <w:t>no data</w:t>
-            </w:r>
-          </w:p>
-        </w:tc>
-        <w:tc>
-          <w:tcPr>
-            <w:tcW w:type="dxa" w:w="1080"/>
-          </w:tcPr>
-          <w:p>
-            <w:r>
-              <w:t>['tBuOK']</w:t>
-            </w:r>
-          </w:p>
-        </w:tc>
-      </w:tr>
-      <w:tr>
-        <w:tc>
-          <w:tcPr>
-            <w:tcW w:type="dxa" w:w="1080"/>
-          </w:tcPr>
-          <w:p>
-            <w:r>
-              <w:t>Bi</w:t>
-            </w:r>
-          </w:p>
-        </w:tc>
-        <w:tc>
-          <w:tcPr>
-            <w:tcW w:type="dxa" w:w="1080"/>
-          </w:tcPr>
-          <w:p>
-            <w:r>
-              <w:t>1</w:t>
-            </w:r>
-          </w:p>
-        </w:tc>
-        <w:tc>
-          <w:tcPr>
-            <w:tcW w:type="dxa" w:w="1080"/>
-          </w:tcPr>
-          <w:p>
-            <w:r>
-              <w:t>(100/25.0°C/tBuOK/Bi-S3/S-Vs/inert/10.1039/d2ta06142b/2022)</w:t>
-            </w:r>
-          </w:p>
-        </w:tc>
-        <w:tc>
-          <w:tcPr>
-            <w:tcW w:type="dxa" w:w="1080"/>
-          </w:tcPr>
-          <w:p>
-            <w:r>
-              <w:t>(100/25.0°C/tBuOK/Bi-S3/S-Vs/inert/10.1039/d2ta06142b/2022)</w:t>
-            </w:r>
-          </w:p>
-        </w:tc>
-        <w:tc>
-          <w:tcPr>
-            <w:tcW w:type="dxa" w:w="1080"/>
-          </w:tcPr>
-          <w:p>
-            <w:r>
-              <w:t>(94/25.0°C/tBuOK/Bi-S3/S-Vs/inert/10.1039/d2ta06142b/2022)</w:t>
             </w:r>
           </w:p>
         </w:tc>

--- a/doc_tables/best_cats_aromatic.docx
+++ b/doc_tables/best_cats_aromatic.docx
@@ -1048,6 +1048,88 @@
           </w:tcPr>
           <w:p>
             <w:r>
+              <w:t>Pt</w:t>
+            </w:r>
+          </w:p>
+        </w:tc>
+        <w:tc>
+          <w:tcPr>
+            <w:tcW w:type="dxa" w:w="1080"/>
+          </w:tcPr>
+          <w:p>
+            <w:r>
+              <w:t>5</w:t>
+            </w:r>
+          </w:p>
+        </w:tc>
+        <w:tc>
+          <w:tcPr>
+            <w:tcW w:type="dxa" w:w="1080"/>
+          </w:tcPr>
+          <w:p>
+            <w:r>
+              <w:t>(1960/145.0°C/no base/Pt-Sn/Al2O3/inert/10.1016/j.tet.2016.11.029/2016)</w:t>
+            </w:r>
+          </w:p>
+        </w:tc>
+        <w:tc>
+          <w:tcPr>
+            <w:tcW w:type="dxa" w:w="1080"/>
+          </w:tcPr>
+          <w:p>
+            <w:r>
+              <w:t>(1960/145.0°C/no base/Pt-Sn/Al2O3/inert/10.1016/j.tet.2016.11.029/2016)</w:t>
+            </w:r>
+          </w:p>
+        </w:tc>
+        <w:tc>
+          <w:tcPr>
+            <w:tcW w:type="dxa" w:w="1080"/>
+          </w:tcPr>
+          <w:p>
+            <w:r>
+              <w:t>(94/130.0°C/tBuOK/Pt/C/no_data/10.1021/acs.joc.2c02657/2023)</w:t>
+            </w:r>
+          </w:p>
+        </w:tc>
+        <w:tc>
+          <w:tcPr>
+            <w:tcW w:type="dxa" w:w="1080"/>
+          </w:tcPr>
+          <w:p>
+            <w:r>
+              <w:t>(1960/145.0°C/no base/Pt-Sn/Al2O3/inert/10.1016/j.tet.2016.11.029/2016)</w:t>
+            </w:r>
+          </w:p>
+        </w:tc>
+        <w:tc>
+          <w:tcPr>
+            <w:tcW w:type="dxa" w:w="1080"/>
+          </w:tcPr>
+          <w:p>
+            <w:r>
+              <w:t>(1900/145.0°C/no base/Pt-Sn/Al2O3/inert/10.1016/j.tet.2016.11.029/2016)</w:t>
+            </w:r>
+          </w:p>
+        </w:tc>
+        <w:tc>
+          <w:tcPr>
+            <w:tcW w:type="dxa" w:w="1080"/>
+          </w:tcPr>
+          <w:p>
+            <w:r>
+              <w:t>['no base', 'tBuOK']</w:t>
+            </w:r>
+          </w:p>
+        </w:tc>
+      </w:tr>
+      <w:tr>
+        <w:tc>
+          <w:tcPr>
+            <w:tcW w:type="dxa" w:w="1080"/>
+          </w:tcPr>
+          <w:p>
+            <w:r>
               <w:t>Au</w:t>
             </w:r>
           </w:p>
@@ -1130,7 +1212,7 @@
           </w:tcPr>
           <w:p>
             <w:r>
-              <w:t>Pt</w:t>
+              <w:t>Zn</w:t>
             </w:r>
           </w:p>
         </w:tc>
@@ -1140,7 +1222,7 @@
           </w:tcPr>
           <w:p>
             <w:r>
-              <w:t>5</w:t>
+              <w:t>3</w:t>
             </w:r>
           </w:p>
         </w:tc>
@@ -1150,7 +1232,7 @@
           </w:tcPr>
           <w:p>
             <w:r>
-              <w:t>(1960/145.0°C/no base/Pt-Sn/Al2O3/inert/10.1016/j.tet.2016.11.029/2016)</w:t>
+              <w:t>(106/120.0°C/KOH/CNS@Zn1-AA/inert/10.3390/nano13030445/2023)</w:t>
             </w:r>
           </w:p>
         </w:tc>
@@ -1160,7 +1242,7 @@
           </w:tcPr>
           <w:p>
             <w:r>
-              <w:t>(1960/145.0°C/no base/Pt-Sn/Al2O3/inert/10.1016/j.tet.2016.11.029/2016)</w:t>
+              <w:t>(106/120.0°C/KOH/CNS@Zn1-AA/inert/10.3390/nano13030445/2023)</w:t>
             </w:r>
           </w:p>
         </w:tc>
@@ -1170,7 +1252,7 @@
           </w:tcPr>
           <w:p>
             <w:r>
-              <w:t>(94/130.0°C/tBuOK/Pt/C/no_data/10.1021/acs.joc.2c02657/2023)</w:t>
+              <w:t>(23/120.0°C/tBuOK/(NNN2)ZnCl2/inert/10.1021/acs.joc.2c01773/2022)</w:t>
             </w:r>
           </w:p>
         </w:tc>
@@ -1180,7 +1262,7 @@
           </w:tcPr>
           <w:p>
             <w:r>
-              <w:t>(1960/145.0°C/no base/Pt-Sn/Al2O3/inert/10.1016/j.tet.2016.11.029/2016)</w:t>
+              <w:t>no data</w:t>
             </w:r>
           </w:p>
         </w:tc>
@@ -1190,7 +1272,7 @@
           </w:tcPr>
           <w:p>
             <w:r>
-              <w:t>(1900/145.0°C/no base/Pt-Sn/Al2O3/inert/10.1016/j.tet.2016.11.029/2016)</w:t>
+              <w:t>no data</w:t>
             </w:r>
           </w:p>
         </w:tc>
@@ -1200,7 +1282,7 @@
           </w:tcPr>
           <w:p>
             <w:r>
-              <w:t>['no base', 'tBuOK']</w:t>
+              <w:t>['tBuOK', 'KOH']</w:t>
             </w:r>
           </w:p>
         </w:tc>
@@ -1294,7 +1376,7 @@
           </w:tcPr>
           <w:p>
             <w:r>
-              <w:t>Zn</w:t>
+              <w:t>W</w:t>
             </w:r>
           </w:p>
         </w:tc>
@@ -1304,7 +1386,7 @@
           </w:tcPr>
           <w:p>
             <w:r>
-              <w:t>3</w:t>
+              <w:t>2</w:t>
             </w:r>
           </w:p>
         </w:tc>
@@ -1314,7 +1396,7 @@
           </w:tcPr>
           <w:p>
             <w:r>
-              <w:t>(106/120.0°C/KOH/CNS@Zn1-AA/inert/10.3390/nano13030445/2023)</w:t>
+              <w:t>(98/130.0°C/tBuOK/w(co)6/inert/10.1002/cssc.202002830/2020)</w:t>
             </w:r>
           </w:p>
         </w:tc>
@@ -1324,7 +1406,7 @@
           </w:tcPr>
           <w:p>
             <w:r>
-              <w:t>(106/120.0°C/KOH/CNS@Zn1-AA/inert/10.3390/nano13030445/2023)</w:t>
+              <w:t>(98/130.0°C/tBuOK/w(co)6/inert/10.1002/cssc.202002830/2020)</w:t>
             </w:r>
           </w:p>
         </w:tc>
@@ -1334,7 +1416,89 @@
           </w:tcPr>
           <w:p>
             <w:r>
-              <w:t>(23/120.0°C/tBuOK/(NNN2)ZnCl2/inert/10.1021/acs.joc.2c01773/2022)</w:t>
+              <w:t>(94/130.0°C/tBuOK/w(co)6/inert/10.1002/cssc.202002830/2020)</w:t>
+            </w:r>
+          </w:p>
+        </w:tc>
+        <w:tc>
+          <w:tcPr>
+            <w:tcW w:type="dxa" w:w="1080"/>
+          </w:tcPr>
+          <w:p>
+            <w:r>
+              <w:t>(13/140.0°C/no base/10WO3/ZrO2/oxygen/10.1039/d2ra00198e/2022)</w:t>
+            </w:r>
+          </w:p>
+        </w:tc>
+        <w:tc>
+          <w:tcPr>
+            <w:tcW w:type="dxa" w:w="1080"/>
+          </w:tcPr>
+          <w:p>
+            <w:r>
+              <w:t>no data</w:t>
+            </w:r>
+          </w:p>
+        </w:tc>
+        <w:tc>
+          <w:tcPr>
+            <w:tcW w:type="dxa" w:w="1080"/>
+          </w:tcPr>
+          <w:p>
+            <w:r>
+              <w:t>['tBuOK']</w:t>
+            </w:r>
+          </w:p>
+        </w:tc>
+      </w:tr>
+      <w:tr>
+        <w:tc>
+          <w:tcPr>
+            <w:tcW w:type="dxa" w:w="1080"/>
+          </w:tcPr>
+          <w:p>
+            <w:r>
+              <w:t>Mo</w:t>
+            </w:r>
+          </w:p>
+        </w:tc>
+        <w:tc>
+          <w:tcPr>
+            <w:tcW w:type="dxa" w:w="1080"/>
+          </w:tcPr>
+          <w:p>
+            <w:r>
+              <w:t>2</w:t>
+            </w:r>
+          </w:p>
+        </w:tc>
+        <w:tc>
+          <w:tcPr>
+            <w:tcW w:type="dxa" w:w="1080"/>
+          </w:tcPr>
+          <w:p>
+            <w:r>
+              <w:t>(46/130.0°C/tBuOK/MoNHC/inert/10.1021/acscatal.1c02956/2021)</w:t>
+            </w:r>
+          </w:p>
+        </w:tc>
+        <w:tc>
+          <w:tcPr>
+            <w:tcW w:type="dxa" w:w="1080"/>
+          </w:tcPr>
+          <w:p>
+            <w:r>
+              <w:t>(46/130.0°C/tBuOK/MoNHC/inert/10.1021/acscatal.1c02956/2021)</w:t>
+            </w:r>
+          </w:p>
+        </w:tc>
+        <w:tc>
+          <w:tcPr>
+            <w:tcW w:type="dxa" w:w="1080"/>
+          </w:tcPr>
+          <w:p>
+            <w:r>
+              <w:t>(24/120.0°C/tBuOK/Mo(CO)6/oxygen/10.1016/j.mcat.2021.111415/2021)</w:t>
             </w:r>
           </w:p>
         </w:tc>
@@ -1364,7 +1528,7 @@
           </w:tcPr>
           <w:p>
             <w:r>
-              <w:t>['tBuOK', 'KOH']</w:t>
+              <w:t>['tBuOK']</w:t>
             </w:r>
           </w:p>
         </w:tc>
@@ -1458,7 +1622,7 @@
           </w:tcPr>
           <w:p>
             <w:r>
-              <w:t>Mo</w:t>
+              <w:t>Hf</w:t>
             </w:r>
           </w:p>
         </w:tc>
@@ -1468,7 +1632,7 @@
           </w:tcPr>
           <w:p>
             <w:r>
-              <w:t>2</w:t>
+              <w:t>1</w:t>
             </w:r>
           </w:p>
         </w:tc>
@@ -1478,7 +1642,7 @@
           </w:tcPr>
           <w:p>
             <w:r>
-              <w:t>(46/130.0°C/tBuOK/MoNHC/inert/10.1021/acscatal.1c02956/2021)</w:t>
+              <w:t>(8/120.0°C/no base/Hf-MOF-808_H2O/oxygen/10.1021/acssuschemeng.1c04903/2021)</w:t>
             </w:r>
           </w:p>
         </w:tc>
@@ -1488,7 +1652,7 @@
           </w:tcPr>
           <w:p>
             <w:r>
-              <w:t>(46/130.0°C/tBuOK/MoNHC/inert/10.1021/acscatal.1c02956/2021)</w:t>
+              <w:t>(8/120.0°C/no base/Hf-MOF-808_H2O/oxygen/10.1021/acssuschemeng.1c04903/2021)</w:t>
             </w:r>
           </w:p>
         </w:tc>
@@ -1498,7 +1662,89 @@
           </w:tcPr>
           <w:p>
             <w:r>
-              <w:t>(24/120.0°C/tBuOK/Mo(CO)6/oxygen/10.1016/j.mcat.2021.111415/2021)</w:t>
+              <w:t>(7/120.0°C/no base/Hf-MOF-808_H2O/oxygen/10.1021/acssuschemeng.1c04903/2021)</w:t>
+            </w:r>
+          </w:p>
+        </w:tc>
+        <w:tc>
+          <w:tcPr>
+            <w:tcW w:type="dxa" w:w="1080"/>
+          </w:tcPr>
+          <w:p>
+            <w:r>
+              <w:t>(8/120.0°C/no base/Hf-MOF-808_H2O/oxygen/10.1021/acssuschemeng.1c04903/2021)</w:t>
+            </w:r>
+          </w:p>
+        </w:tc>
+        <w:tc>
+          <w:tcPr>
+            <w:tcW w:type="dxa" w:w="1080"/>
+          </w:tcPr>
+          <w:p>
+            <w:r>
+              <w:t>(7/120.0°C/no base/Hf-MOF-808_H2O/oxygen/10.1021/acssuschemeng.1c04903/2021)</w:t>
+            </w:r>
+          </w:p>
+        </w:tc>
+        <w:tc>
+          <w:tcPr>
+            <w:tcW w:type="dxa" w:w="1080"/>
+          </w:tcPr>
+          <w:p>
+            <w:r>
+              <w:t>['no base']</w:t>
+            </w:r>
+          </w:p>
+        </w:tc>
+      </w:tr>
+      <w:tr>
+        <w:tc>
+          <w:tcPr>
+            <w:tcW w:type="dxa" w:w="1080"/>
+          </w:tcPr>
+          <w:p>
+            <w:r>
+              <w:t>Cr</w:t>
+            </w:r>
+          </w:p>
+        </w:tc>
+        <w:tc>
+          <w:tcPr>
+            <w:tcW w:type="dxa" w:w="1080"/>
+          </w:tcPr>
+          <w:p>
+            <w:r>
+              <w:t>1</w:t>
+            </w:r>
+          </w:p>
+        </w:tc>
+        <w:tc>
+          <w:tcPr>
+            <w:tcW w:type="dxa" w:w="1080"/>
+          </w:tcPr>
+          <w:p>
+            <w:r>
+              <w:t>(33/150.0°C/tBuOK/CrNNN/inert/10.1002/anie.202001704/2020)</w:t>
+            </w:r>
+          </w:p>
+        </w:tc>
+        <w:tc>
+          <w:tcPr>
+            <w:tcW w:type="dxa" w:w="1080"/>
+          </w:tcPr>
+          <w:p>
+            <w:r>
+              <w:t>(33/150.0°C/tBuOK/CrNNN/inert/10.1002/anie.202001704/2020)</w:t>
+            </w:r>
+          </w:p>
+        </w:tc>
+        <w:tc>
+          <w:tcPr>
+            <w:tcW w:type="dxa" w:w="1080"/>
+          </w:tcPr>
+          <w:p>
+            <w:r>
+              <w:t>(28/150.0°C/tBuOK/CrNNN/inert/10.1002/anie.202001704/2020)</w:t>
             </w:r>
           </w:p>
         </w:tc>
@@ -1540,7 +1786,7 @@
           </w:tcPr>
           <w:p>
             <w:r>
-              <w:t>W</w:t>
+              <w:t>Sm</w:t>
             </w:r>
           </w:p>
         </w:tc>
@@ -1550,7 +1796,7 @@
           </w:tcPr>
           <w:p>
             <w:r>
-              <w:t>2</w:t>
+              <w:t>1</w:t>
             </w:r>
           </w:p>
         </w:tc>
@@ -1560,7 +1806,7 @@
           </w:tcPr>
           <w:p>
             <w:r>
-              <w:t>(98/130.0°C/tBuOK/w(co)6/inert/10.1002/cssc.202002830/2020)</w:t>
+              <w:t>(28/140.0°C/tBuOK/SmI2/inert/10.1021/acs.joc.9b00717/2019)</w:t>
             </w:r>
           </w:p>
         </w:tc>
@@ -1570,7 +1816,7 @@
           </w:tcPr>
           <w:p>
             <w:r>
-              <w:t>(98/130.0°C/tBuOK/w(co)6/inert/10.1002/cssc.202002830/2020)</w:t>
+              <w:t>(28/140.0°C/tBuOK/SmI2/inert/10.1021/acs.joc.9b00717/2019)</w:t>
             </w:r>
           </w:p>
         </w:tc>
@@ -1580,7 +1826,7 @@
           </w:tcPr>
           <w:p>
             <w:r>
-              <w:t>(94/130.0°C/tBuOK/w(co)6/inert/10.1002/cssc.202002830/2020)</w:t>
+              <w:t>(27/140.0°C/tBuOK/SmI2/inert/10.1021/acs.joc.9b00717/2019)</w:t>
             </w:r>
           </w:p>
         </w:tc>
@@ -1590,7 +1836,7 @@
           </w:tcPr>
           <w:p>
             <w:r>
-              <w:t>(13/140.0°C/no base/10WO3/ZrO2/oxygen/10.1039/d2ra00198e/2022)</w:t>
+              <w:t>no data</w:t>
             </w:r>
           </w:p>
         </w:tc>
@@ -1704,88 +1950,6 @@
           </w:tcPr>
           <w:p>
             <w:r>
-              <w:t>Cu,Ag</w:t>
-            </w:r>
-          </w:p>
-        </w:tc>
-        <w:tc>
-          <w:tcPr>
-            <w:tcW w:type="dxa" w:w="1080"/>
-          </w:tcPr>
-          <w:p>
-            <w:r>
-              <w:t>1</w:t>
-            </w:r>
-          </w:p>
-        </w:tc>
-        <w:tc>
-          <w:tcPr>
-            <w:tcW w:type="dxa" w:w="1080"/>
-          </w:tcPr>
-          <w:p>
-            <w:r>
-              <w:t>(92/155.0°C/no base/Cu0.95Ag0.05/Al2O3/inert/10.1039/c1ra00560j/2011)</w:t>
-            </w:r>
-          </w:p>
-        </w:tc>
-        <w:tc>
-          <w:tcPr>
-            <w:tcW w:type="dxa" w:w="1080"/>
-          </w:tcPr>
-          <w:p>
-            <w:r>
-              <w:t>(92/155.0°C/no base/Cu0.95Ag0.05/Al2O3/inert/10.1039/c1ra00560j/2011)</w:t>
-            </w:r>
-          </w:p>
-        </w:tc>
-        <w:tc>
-          <w:tcPr>
-            <w:tcW w:type="dxa" w:w="1080"/>
-          </w:tcPr>
-          <w:p>
-            <w:r>
-              <w:t>(80/145.0°C/no base/Cu0.95Ag0.05/Al2O3/inert/10.1039/c1ra00560j/2011)</w:t>
-            </w:r>
-          </w:p>
-        </w:tc>
-        <w:tc>
-          <w:tcPr>
-            <w:tcW w:type="dxa" w:w="1080"/>
-          </w:tcPr>
-          <w:p>
-            <w:r>
-              <w:t>(92/155.0°C/no base/Cu0.95Ag0.05/Al2O3/inert/10.1039/c1ra00560j/2011)</w:t>
-            </w:r>
-          </w:p>
-        </w:tc>
-        <w:tc>
-          <w:tcPr>
-            <w:tcW w:type="dxa" w:w="1080"/>
-          </w:tcPr>
-          <w:p>
-            <w:r>
-              <w:t>(80/145.0°C/no base/Cu0.95Ag0.05/Al2O3/inert/10.1039/c1ra00560j/2011)</w:t>
-            </w:r>
-          </w:p>
-        </w:tc>
-        <w:tc>
-          <w:tcPr>
-            <w:tcW w:type="dxa" w:w="1080"/>
-          </w:tcPr>
-          <w:p>
-            <w:r>
-              <w:t>['no base']</w:t>
-            </w:r>
-          </w:p>
-        </w:tc>
-      </w:tr>
-      <w:tr>
-        <w:tc>
-          <w:tcPr>
-            <w:tcW w:type="dxa" w:w="1080"/>
-          </w:tcPr>
-          <w:p>
-            <w:r>
               <w:t>Bi</w:t>
             </w:r>
           </w:p>
@@ -1868,7 +2032,7 @@
           </w:tcPr>
           <w:p>
             <w:r>
-              <w:t>Cr</w:t>
+              <w:t>Cu,Ag</w:t>
             </w:r>
           </w:p>
         </w:tc>
@@ -1888,7 +2052,7 @@
           </w:tcPr>
           <w:p>
             <w:r>
-              <w:t>(33/150.0°C/tBuOK/CrNNN/inert/10.1002/anie.202001704/2020)</w:t>
+              <w:t>(92/155.0°C/no base/Cu0.95Ag0.05/Al2O3/inert/10.1039/c1ra00560j/2011)</w:t>
             </w:r>
           </w:p>
         </w:tc>
@@ -1898,7 +2062,7 @@
           </w:tcPr>
           <w:p>
             <w:r>
-              <w:t>(33/150.0°C/tBuOK/CrNNN/inert/10.1002/anie.202001704/2020)</w:t>
+              <w:t>(92/155.0°C/no base/Cu0.95Ag0.05/Al2O3/inert/10.1039/c1ra00560j/2011)</w:t>
             </w:r>
           </w:p>
         </w:tc>
@@ -1908,7 +2072,7 @@
           </w:tcPr>
           <w:p>
             <w:r>
-              <w:t>(28/150.0°C/tBuOK/CrNNN/inert/10.1002/anie.202001704/2020)</w:t>
+              <w:t>(80/145.0°C/no base/Cu0.95Ag0.05/Al2O3/inert/10.1039/c1ra00560j/2011)</w:t>
             </w:r>
           </w:p>
         </w:tc>
@@ -1918,7 +2082,7 @@
           </w:tcPr>
           <w:p>
             <w:r>
-              <w:t>no data</w:t>
+              <w:t>(92/155.0°C/no base/Cu0.95Ag0.05/Al2O3/inert/10.1039/c1ra00560j/2011)</w:t>
             </w:r>
           </w:p>
         </w:tc>
@@ -1928,89 +2092,7 @@
           </w:tcPr>
           <w:p>
             <w:r>
-              <w:t>no data</w:t>
-            </w:r>
-          </w:p>
-        </w:tc>
-        <w:tc>
-          <w:tcPr>
-            <w:tcW w:type="dxa" w:w="1080"/>
-          </w:tcPr>
-          <w:p>
-            <w:r>
-              <w:t>['tBuOK']</w:t>
-            </w:r>
-          </w:p>
-        </w:tc>
-      </w:tr>
-      <w:tr>
-        <w:tc>
-          <w:tcPr>
-            <w:tcW w:type="dxa" w:w="1080"/>
-          </w:tcPr>
-          <w:p>
-            <w:r>
-              <w:t>Hf</w:t>
-            </w:r>
-          </w:p>
-        </w:tc>
-        <w:tc>
-          <w:tcPr>
-            <w:tcW w:type="dxa" w:w="1080"/>
-          </w:tcPr>
-          <w:p>
-            <w:r>
-              <w:t>1</w:t>
-            </w:r>
-          </w:p>
-        </w:tc>
-        <w:tc>
-          <w:tcPr>
-            <w:tcW w:type="dxa" w:w="1080"/>
-          </w:tcPr>
-          <w:p>
-            <w:r>
-              <w:t>(8/120.0°C/no base/Hf-MOF-808_H2O/oxygen/10.1021/acssuschemeng.1c04903/2021)</w:t>
-            </w:r>
-          </w:p>
-        </w:tc>
-        <w:tc>
-          <w:tcPr>
-            <w:tcW w:type="dxa" w:w="1080"/>
-          </w:tcPr>
-          <w:p>
-            <w:r>
-              <w:t>(8/120.0°C/no base/Hf-MOF-808_H2O/oxygen/10.1021/acssuschemeng.1c04903/2021)</w:t>
-            </w:r>
-          </w:p>
-        </w:tc>
-        <w:tc>
-          <w:tcPr>
-            <w:tcW w:type="dxa" w:w="1080"/>
-          </w:tcPr>
-          <w:p>
-            <w:r>
-              <w:t>(7/120.0°C/no base/Hf-MOF-808_H2O/oxygen/10.1021/acssuschemeng.1c04903/2021)</w:t>
-            </w:r>
-          </w:p>
-        </w:tc>
-        <w:tc>
-          <w:tcPr>
-            <w:tcW w:type="dxa" w:w="1080"/>
-          </w:tcPr>
-          <w:p>
-            <w:r>
-              <w:t>(8/120.0°C/no base/Hf-MOF-808_H2O/oxygen/10.1021/acssuschemeng.1c04903/2021)</w:t>
-            </w:r>
-          </w:p>
-        </w:tc>
-        <w:tc>
-          <w:tcPr>
-            <w:tcW w:type="dxa" w:w="1080"/>
-          </w:tcPr>
-          <w:p>
-            <w:r>
-              <w:t>(7/120.0°C/no base/Hf-MOF-808_H2O/oxygen/10.1021/acssuschemeng.1c04903/2021)</w:t>
+              <w:t>(80/145.0°C/no base/Cu0.95Ag0.05/Al2O3/inert/10.1039/c1ra00560j/2011)</w:t>
             </w:r>
           </w:p>
         </w:tc>
@@ -2021,88 +2103,6 @@
           <w:p>
             <w:r>
               <w:t>['no base']</w:t>
-            </w:r>
-          </w:p>
-        </w:tc>
-      </w:tr>
-      <w:tr>
-        <w:tc>
-          <w:tcPr>
-            <w:tcW w:type="dxa" w:w="1080"/>
-          </w:tcPr>
-          <w:p>
-            <w:r>
-              <w:t>Sm</w:t>
-            </w:r>
-          </w:p>
-        </w:tc>
-        <w:tc>
-          <w:tcPr>
-            <w:tcW w:type="dxa" w:w="1080"/>
-          </w:tcPr>
-          <w:p>
-            <w:r>
-              <w:t>1</w:t>
-            </w:r>
-          </w:p>
-        </w:tc>
-        <w:tc>
-          <w:tcPr>
-            <w:tcW w:type="dxa" w:w="1080"/>
-          </w:tcPr>
-          <w:p>
-            <w:r>
-              <w:t>(28/140.0°C/tBuOK/SmI2/inert/10.1021/acs.joc.9b00717/2019)</w:t>
-            </w:r>
-          </w:p>
-        </w:tc>
-        <w:tc>
-          <w:tcPr>
-            <w:tcW w:type="dxa" w:w="1080"/>
-          </w:tcPr>
-          <w:p>
-            <w:r>
-              <w:t>(28/140.0°C/tBuOK/SmI2/inert/10.1021/acs.joc.9b00717/2019)</w:t>
-            </w:r>
-          </w:p>
-        </w:tc>
-        <w:tc>
-          <w:tcPr>
-            <w:tcW w:type="dxa" w:w="1080"/>
-          </w:tcPr>
-          <w:p>
-            <w:r>
-              <w:t>(27/140.0°C/tBuOK/SmI2/inert/10.1021/acs.joc.9b00717/2019)</w:t>
-            </w:r>
-          </w:p>
-        </w:tc>
-        <w:tc>
-          <w:tcPr>
-            <w:tcW w:type="dxa" w:w="1080"/>
-          </w:tcPr>
-          <w:p>
-            <w:r>
-              <w:t>no data</w:t>
-            </w:r>
-          </w:p>
-        </w:tc>
-        <w:tc>
-          <w:tcPr>
-            <w:tcW w:type="dxa" w:w="1080"/>
-          </w:tcPr>
-          <w:p>
-            <w:r>
-              <w:t>no data</w:t>
-            </w:r>
-          </w:p>
-        </w:tc>
-        <w:tc>
-          <w:tcPr>
-            <w:tcW w:type="dxa" w:w="1080"/>
-          </w:tcPr>
-          <w:p>
-            <w:r>
-              <w:t>['tBuOK']</w:t>
             </w:r>
           </w:p>
         </w:tc>

--- a/doc_tables/best_cats_aromatic.docx
+++ b/doc_tables/best_cats_aromatic.docx
@@ -1048,6 +1048,88 @@
           </w:tcPr>
           <w:p>
             <w:r>
+              <w:t>Au</w:t>
+            </w:r>
+          </w:p>
+        </w:tc>
+        <w:tc>
+          <w:tcPr>
+            <w:tcW w:type="dxa" w:w="1080"/>
+          </w:tcPr>
+          <w:p>
+            <w:r>
+              <w:t>5</w:t>
+            </w:r>
+          </w:p>
+        </w:tc>
+        <w:tc>
+          <w:tcPr>
+            <w:tcW w:type="dxa" w:w="1080"/>
+          </w:tcPr>
+          <w:p>
+            <w:r>
+              <w:t>(196/120.0°C/no base/Au/TiO2-VS/inert/10.1002/chem.201001848/2010)</w:t>
+            </w:r>
+          </w:p>
+        </w:tc>
+        <w:tc>
+          <w:tcPr>
+            <w:tcW w:type="dxa" w:w="1080"/>
+          </w:tcPr>
+          <w:p>
+            <w:r>
+              <w:t>(196/120.0°C/no base/Au/TiO2-VS/inert/10.1002/chem.201001848/2010)</w:t>
+            </w:r>
+          </w:p>
+        </w:tc>
+        <w:tc>
+          <w:tcPr>
+            <w:tcW w:type="dxa" w:w="1080"/>
+          </w:tcPr>
+          <w:p>
+            <w:r>
+              <w:t>(9/100.0°C/tBuOK/Ph3PAuCl/inert/10.1016/j.tet.2014.10.007/2014)</w:t>
+            </w:r>
+          </w:p>
+        </w:tc>
+        <w:tc>
+          <w:tcPr>
+            <w:tcW w:type="dxa" w:w="1080"/>
+          </w:tcPr>
+          <w:p>
+            <w:r>
+              <w:t>(196/120.0°C/no base/Au/TiO2-VS/inert/10.1002/chem.201001848/2010)</w:t>
+            </w:r>
+          </w:p>
+        </w:tc>
+        <w:tc>
+          <w:tcPr>
+            <w:tcW w:type="dxa" w:w="1080"/>
+          </w:tcPr>
+          <w:p>
+            <w:r>
+              <w:t>(20/110.0°C/no base/Au/ZrO2/inert/10.1016/j.apcata.2011.11.017/2011)</w:t>
+            </w:r>
+          </w:p>
+        </w:tc>
+        <w:tc>
+          <w:tcPr>
+            <w:tcW w:type="dxa" w:w="1080"/>
+          </w:tcPr>
+          <w:p>
+            <w:r>
+              <w:t>['no base', 'tBuOK']</w:t>
+            </w:r>
+          </w:p>
+        </w:tc>
+      </w:tr>
+      <w:tr>
+        <w:tc>
+          <w:tcPr>
+            <w:tcW w:type="dxa" w:w="1080"/>
+          </w:tcPr>
+          <w:p>
+            <w:r>
               <w:t>Pt</w:t>
             </w:r>
           </w:p>
@@ -1109,88 +1191,6 @@
           <w:p>
             <w:r>
               <w:t>(1900/145.0°C/no base/Pt-Sn/Al2O3/inert/10.1016/j.tet.2016.11.029/2016)</w:t>
-            </w:r>
-          </w:p>
-        </w:tc>
-        <w:tc>
-          <w:tcPr>
-            <w:tcW w:type="dxa" w:w="1080"/>
-          </w:tcPr>
-          <w:p>
-            <w:r>
-              <w:t>['no base', 'tBuOK']</w:t>
-            </w:r>
-          </w:p>
-        </w:tc>
-      </w:tr>
-      <w:tr>
-        <w:tc>
-          <w:tcPr>
-            <w:tcW w:type="dxa" w:w="1080"/>
-          </w:tcPr>
-          <w:p>
-            <w:r>
-              <w:t>Au</w:t>
-            </w:r>
-          </w:p>
-        </w:tc>
-        <w:tc>
-          <w:tcPr>
-            <w:tcW w:type="dxa" w:w="1080"/>
-          </w:tcPr>
-          <w:p>
-            <w:r>
-              <w:t>5</w:t>
-            </w:r>
-          </w:p>
-        </w:tc>
-        <w:tc>
-          <w:tcPr>
-            <w:tcW w:type="dxa" w:w="1080"/>
-          </w:tcPr>
-          <w:p>
-            <w:r>
-              <w:t>(196/120.0°C/no base/Au/TiO2-VS/inert/10.1002/chem.201001848/2010)</w:t>
-            </w:r>
-          </w:p>
-        </w:tc>
-        <w:tc>
-          <w:tcPr>
-            <w:tcW w:type="dxa" w:w="1080"/>
-          </w:tcPr>
-          <w:p>
-            <w:r>
-              <w:t>(196/120.0°C/no base/Au/TiO2-VS/inert/10.1002/chem.201001848/2010)</w:t>
-            </w:r>
-          </w:p>
-        </w:tc>
-        <w:tc>
-          <w:tcPr>
-            <w:tcW w:type="dxa" w:w="1080"/>
-          </w:tcPr>
-          <w:p>
-            <w:r>
-              <w:t>(9/100.0°C/tBuOK/Ph3PAuCl/inert/10.1016/j.tet.2014.10.007/2014)</w:t>
-            </w:r>
-          </w:p>
-        </w:tc>
-        <w:tc>
-          <w:tcPr>
-            <w:tcW w:type="dxa" w:w="1080"/>
-          </w:tcPr>
-          <w:p>
-            <w:r>
-              <w:t>(196/120.0°C/no base/Au/TiO2-VS/inert/10.1002/chem.201001848/2010)</w:t>
-            </w:r>
-          </w:p>
-        </w:tc>
-        <w:tc>
-          <w:tcPr>
-            <w:tcW w:type="dxa" w:w="1080"/>
-          </w:tcPr>
-          <w:p>
-            <w:r>
-              <w:t>(20/110.0°C/no base/Au/ZrO2/inert/10.1016/j.apcata.2011.11.017/2011)</w:t>
             </w:r>
           </w:p>
         </w:tc>
@@ -1376,6 +1376,88 @@
           </w:tcPr>
           <w:p>
             <w:r>
+              <w:t>Os</w:t>
+            </w:r>
+          </w:p>
+        </w:tc>
+        <w:tc>
+          <w:tcPr>
+            <w:tcW w:type="dxa" w:w="1080"/>
+          </w:tcPr>
+          <w:p>
+            <w:r>
+              <w:t>2</w:t>
+            </w:r>
+          </w:p>
+        </w:tc>
+        <w:tc>
+          <w:tcPr>
+            <w:tcW w:type="dxa" w:w="1080"/>
+          </w:tcPr>
+          <w:p>
+            <w:r>
+              <w:t>(670/200.0°C/no base/OsPincer/inert/10.1039/c1dt10342c/2011)</w:t>
+            </w:r>
+          </w:p>
+        </w:tc>
+        <w:tc>
+          <w:tcPr>
+            <w:tcW w:type="dxa" w:w="1080"/>
+          </w:tcPr>
+          <w:p>
+            <w:r>
+              <w:t>(670/200.0°C/no base/OsPincer/inert/10.1039/c1dt10342c/2011)</w:t>
+            </w:r>
+          </w:p>
+        </w:tc>
+        <w:tc>
+          <w:tcPr>
+            <w:tcW w:type="dxa" w:w="1080"/>
+          </w:tcPr>
+          <w:p>
+            <w:r>
+              <w:t>(670/200.0°C/no base/OsPincer/inert/10.1039/c1dt10342c/2011)</w:t>
+            </w:r>
+          </w:p>
+        </w:tc>
+        <w:tc>
+          <w:tcPr>
+            <w:tcW w:type="dxa" w:w="1080"/>
+          </w:tcPr>
+          <w:p>
+            <w:r>
+              <w:t>(670/200.0°C/no base/OsPincer/inert/10.1039/c1dt10342c/2011)</w:t>
+            </w:r>
+          </w:p>
+        </w:tc>
+        <w:tc>
+          <w:tcPr>
+            <w:tcW w:type="dxa" w:w="1080"/>
+          </w:tcPr>
+          <w:p>
+            <w:r>
+              <w:t>(670/200.0°C/no base/OsPincer/inert/10.1039/c1dt10342c/2011)</w:t>
+            </w:r>
+          </w:p>
+        </w:tc>
+        <w:tc>
+          <w:tcPr>
+            <w:tcW w:type="dxa" w:w="1080"/>
+          </w:tcPr>
+          <w:p>
+            <w:r>
+              <w:t>['no base']</w:t>
+            </w:r>
+          </w:p>
+        </w:tc>
+      </w:tr>
+      <w:tr>
+        <w:tc>
+          <w:tcPr>
+            <w:tcW w:type="dxa" w:w="1080"/>
+          </w:tcPr>
+          <w:p>
+            <w:r>
               <w:t>W</w:t>
             </w:r>
           </w:p>
@@ -1540,334 +1622,6 @@
           </w:tcPr>
           <w:p>
             <w:r>
-              <w:t>Os</w:t>
-            </w:r>
-          </w:p>
-        </w:tc>
-        <w:tc>
-          <w:tcPr>
-            <w:tcW w:type="dxa" w:w="1080"/>
-          </w:tcPr>
-          <w:p>
-            <w:r>
-              <w:t>2</w:t>
-            </w:r>
-          </w:p>
-        </w:tc>
-        <w:tc>
-          <w:tcPr>
-            <w:tcW w:type="dxa" w:w="1080"/>
-          </w:tcPr>
-          <w:p>
-            <w:r>
-              <w:t>(670/200.0°C/no base/OsPincer/inert/10.1039/c1dt10342c/2011)</w:t>
-            </w:r>
-          </w:p>
-        </w:tc>
-        <w:tc>
-          <w:tcPr>
-            <w:tcW w:type="dxa" w:w="1080"/>
-          </w:tcPr>
-          <w:p>
-            <w:r>
-              <w:t>(670/200.0°C/no base/OsPincer/inert/10.1039/c1dt10342c/2011)</w:t>
-            </w:r>
-          </w:p>
-        </w:tc>
-        <w:tc>
-          <w:tcPr>
-            <w:tcW w:type="dxa" w:w="1080"/>
-          </w:tcPr>
-          <w:p>
-            <w:r>
-              <w:t>(670/200.0°C/no base/OsPincer/inert/10.1039/c1dt10342c/2011)</w:t>
-            </w:r>
-          </w:p>
-        </w:tc>
-        <w:tc>
-          <w:tcPr>
-            <w:tcW w:type="dxa" w:w="1080"/>
-          </w:tcPr>
-          <w:p>
-            <w:r>
-              <w:t>(670/200.0°C/no base/OsPincer/inert/10.1039/c1dt10342c/2011)</w:t>
-            </w:r>
-          </w:p>
-        </w:tc>
-        <w:tc>
-          <w:tcPr>
-            <w:tcW w:type="dxa" w:w="1080"/>
-          </w:tcPr>
-          <w:p>
-            <w:r>
-              <w:t>(670/200.0°C/no base/OsPincer/inert/10.1039/c1dt10342c/2011)</w:t>
-            </w:r>
-          </w:p>
-        </w:tc>
-        <w:tc>
-          <w:tcPr>
-            <w:tcW w:type="dxa" w:w="1080"/>
-          </w:tcPr>
-          <w:p>
-            <w:r>
-              <w:t>['no base']</w:t>
-            </w:r>
-          </w:p>
-        </w:tc>
-      </w:tr>
-      <w:tr>
-        <w:tc>
-          <w:tcPr>
-            <w:tcW w:type="dxa" w:w="1080"/>
-          </w:tcPr>
-          <w:p>
-            <w:r>
-              <w:t>Hf</w:t>
-            </w:r>
-          </w:p>
-        </w:tc>
-        <w:tc>
-          <w:tcPr>
-            <w:tcW w:type="dxa" w:w="1080"/>
-          </w:tcPr>
-          <w:p>
-            <w:r>
-              <w:t>1</w:t>
-            </w:r>
-          </w:p>
-        </w:tc>
-        <w:tc>
-          <w:tcPr>
-            <w:tcW w:type="dxa" w:w="1080"/>
-          </w:tcPr>
-          <w:p>
-            <w:r>
-              <w:t>(8/120.0°C/no base/Hf-MOF-808_H2O/oxygen/10.1021/acssuschemeng.1c04903/2021)</w:t>
-            </w:r>
-          </w:p>
-        </w:tc>
-        <w:tc>
-          <w:tcPr>
-            <w:tcW w:type="dxa" w:w="1080"/>
-          </w:tcPr>
-          <w:p>
-            <w:r>
-              <w:t>(8/120.0°C/no base/Hf-MOF-808_H2O/oxygen/10.1021/acssuschemeng.1c04903/2021)</w:t>
-            </w:r>
-          </w:p>
-        </w:tc>
-        <w:tc>
-          <w:tcPr>
-            <w:tcW w:type="dxa" w:w="1080"/>
-          </w:tcPr>
-          <w:p>
-            <w:r>
-              <w:t>(7/120.0°C/no base/Hf-MOF-808_H2O/oxygen/10.1021/acssuschemeng.1c04903/2021)</w:t>
-            </w:r>
-          </w:p>
-        </w:tc>
-        <w:tc>
-          <w:tcPr>
-            <w:tcW w:type="dxa" w:w="1080"/>
-          </w:tcPr>
-          <w:p>
-            <w:r>
-              <w:t>(8/120.0°C/no base/Hf-MOF-808_H2O/oxygen/10.1021/acssuschemeng.1c04903/2021)</w:t>
-            </w:r>
-          </w:p>
-        </w:tc>
-        <w:tc>
-          <w:tcPr>
-            <w:tcW w:type="dxa" w:w="1080"/>
-          </w:tcPr>
-          <w:p>
-            <w:r>
-              <w:t>(7/120.0°C/no base/Hf-MOF-808_H2O/oxygen/10.1021/acssuschemeng.1c04903/2021)</w:t>
-            </w:r>
-          </w:p>
-        </w:tc>
-        <w:tc>
-          <w:tcPr>
-            <w:tcW w:type="dxa" w:w="1080"/>
-          </w:tcPr>
-          <w:p>
-            <w:r>
-              <w:t>['no base']</w:t>
-            </w:r>
-          </w:p>
-        </w:tc>
-      </w:tr>
-      <w:tr>
-        <w:tc>
-          <w:tcPr>
-            <w:tcW w:type="dxa" w:w="1080"/>
-          </w:tcPr>
-          <w:p>
-            <w:r>
-              <w:t>Cr</w:t>
-            </w:r>
-          </w:p>
-        </w:tc>
-        <w:tc>
-          <w:tcPr>
-            <w:tcW w:type="dxa" w:w="1080"/>
-          </w:tcPr>
-          <w:p>
-            <w:r>
-              <w:t>1</w:t>
-            </w:r>
-          </w:p>
-        </w:tc>
-        <w:tc>
-          <w:tcPr>
-            <w:tcW w:type="dxa" w:w="1080"/>
-          </w:tcPr>
-          <w:p>
-            <w:r>
-              <w:t>(33/150.0°C/tBuOK/CrNNN/inert/10.1002/anie.202001704/2020)</w:t>
-            </w:r>
-          </w:p>
-        </w:tc>
-        <w:tc>
-          <w:tcPr>
-            <w:tcW w:type="dxa" w:w="1080"/>
-          </w:tcPr>
-          <w:p>
-            <w:r>
-              <w:t>(33/150.0°C/tBuOK/CrNNN/inert/10.1002/anie.202001704/2020)</w:t>
-            </w:r>
-          </w:p>
-        </w:tc>
-        <w:tc>
-          <w:tcPr>
-            <w:tcW w:type="dxa" w:w="1080"/>
-          </w:tcPr>
-          <w:p>
-            <w:r>
-              <w:t>(28/150.0°C/tBuOK/CrNNN/inert/10.1002/anie.202001704/2020)</w:t>
-            </w:r>
-          </w:p>
-        </w:tc>
-        <w:tc>
-          <w:tcPr>
-            <w:tcW w:type="dxa" w:w="1080"/>
-          </w:tcPr>
-          <w:p>
-            <w:r>
-              <w:t>no data</w:t>
-            </w:r>
-          </w:p>
-        </w:tc>
-        <w:tc>
-          <w:tcPr>
-            <w:tcW w:type="dxa" w:w="1080"/>
-          </w:tcPr>
-          <w:p>
-            <w:r>
-              <w:t>no data</w:t>
-            </w:r>
-          </w:p>
-        </w:tc>
-        <w:tc>
-          <w:tcPr>
-            <w:tcW w:type="dxa" w:w="1080"/>
-          </w:tcPr>
-          <w:p>
-            <w:r>
-              <w:t>['tBuOK']</w:t>
-            </w:r>
-          </w:p>
-        </w:tc>
-      </w:tr>
-      <w:tr>
-        <w:tc>
-          <w:tcPr>
-            <w:tcW w:type="dxa" w:w="1080"/>
-          </w:tcPr>
-          <w:p>
-            <w:r>
-              <w:t>Sm</w:t>
-            </w:r>
-          </w:p>
-        </w:tc>
-        <w:tc>
-          <w:tcPr>
-            <w:tcW w:type="dxa" w:w="1080"/>
-          </w:tcPr>
-          <w:p>
-            <w:r>
-              <w:t>1</w:t>
-            </w:r>
-          </w:p>
-        </w:tc>
-        <w:tc>
-          <w:tcPr>
-            <w:tcW w:type="dxa" w:w="1080"/>
-          </w:tcPr>
-          <w:p>
-            <w:r>
-              <w:t>(28/140.0°C/tBuOK/SmI2/inert/10.1021/acs.joc.9b00717/2019)</w:t>
-            </w:r>
-          </w:p>
-        </w:tc>
-        <w:tc>
-          <w:tcPr>
-            <w:tcW w:type="dxa" w:w="1080"/>
-          </w:tcPr>
-          <w:p>
-            <w:r>
-              <w:t>(28/140.0°C/tBuOK/SmI2/inert/10.1021/acs.joc.9b00717/2019)</w:t>
-            </w:r>
-          </w:p>
-        </w:tc>
-        <w:tc>
-          <w:tcPr>
-            <w:tcW w:type="dxa" w:w="1080"/>
-          </w:tcPr>
-          <w:p>
-            <w:r>
-              <w:t>(27/140.0°C/tBuOK/SmI2/inert/10.1021/acs.joc.9b00717/2019)</w:t>
-            </w:r>
-          </w:p>
-        </w:tc>
-        <w:tc>
-          <w:tcPr>
-            <w:tcW w:type="dxa" w:w="1080"/>
-          </w:tcPr>
-          <w:p>
-            <w:r>
-              <w:t>no data</w:t>
-            </w:r>
-          </w:p>
-        </w:tc>
-        <w:tc>
-          <w:tcPr>
-            <w:tcW w:type="dxa" w:w="1080"/>
-          </w:tcPr>
-          <w:p>
-            <w:r>
-              <w:t>no data</w:t>
-            </w:r>
-          </w:p>
-        </w:tc>
-        <w:tc>
-          <w:tcPr>
-            <w:tcW w:type="dxa" w:w="1080"/>
-          </w:tcPr>
-          <w:p>
-            <w:r>
-              <w:t>['tBuOK']</w:t>
-            </w:r>
-          </w:p>
-        </w:tc>
-      </w:tr>
-      <w:tr>
-        <w:tc>
-          <w:tcPr>
-            <w:tcW w:type="dxa" w:w="1080"/>
-          </w:tcPr>
-          <w:p>
-            <w:r>
               <w:t>Re</w:t>
             </w:r>
           </w:p>
@@ -1991,6 +1745,252 @@
           <w:p>
             <w:r>
               <w:t>(94/25.0°C/tBuOK/Bi-S3/S-Vs/inert/10.1039/d2ta06142b/2022)</w:t>
+            </w:r>
+          </w:p>
+        </w:tc>
+        <w:tc>
+          <w:tcPr>
+            <w:tcW w:type="dxa" w:w="1080"/>
+          </w:tcPr>
+          <w:p>
+            <w:r>
+              <w:t>no data</w:t>
+            </w:r>
+          </w:p>
+        </w:tc>
+        <w:tc>
+          <w:tcPr>
+            <w:tcW w:type="dxa" w:w="1080"/>
+          </w:tcPr>
+          <w:p>
+            <w:r>
+              <w:t>no data</w:t>
+            </w:r>
+          </w:p>
+        </w:tc>
+        <w:tc>
+          <w:tcPr>
+            <w:tcW w:type="dxa" w:w="1080"/>
+          </w:tcPr>
+          <w:p>
+            <w:r>
+              <w:t>['tBuOK']</w:t>
+            </w:r>
+          </w:p>
+        </w:tc>
+      </w:tr>
+      <w:tr>
+        <w:tc>
+          <w:tcPr>
+            <w:tcW w:type="dxa" w:w="1080"/>
+          </w:tcPr>
+          <w:p>
+            <w:r>
+              <w:t>Hf</w:t>
+            </w:r>
+          </w:p>
+        </w:tc>
+        <w:tc>
+          <w:tcPr>
+            <w:tcW w:type="dxa" w:w="1080"/>
+          </w:tcPr>
+          <w:p>
+            <w:r>
+              <w:t>1</w:t>
+            </w:r>
+          </w:p>
+        </w:tc>
+        <w:tc>
+          <w:tcPr>
+            <w:tcW w:type="dxa" w:w="1080"/>
+          </w:tcPr>
+          <w:p>
+            <w:r>
+              <w:t>(8/120.0°C/no base/Hf-MOF-808_H2O/oxygen/10.1021/acssuschemeng.1c04903/2021)</w:t>
+            </w:r>
+          </w:p>
+        </w:tc>
+        <w:tc>
+          <w:tcPr>
+            <w:tcW w:type="dxa" w:w="1080"/>
+          </w:tcPr>
+          <w:p>
+            <w:r>
+              <w:t>(8/120.0°C/no base/Hf-MOF-808_H2O/oxygen/10.1021/acssuschemeng.1c04903/2021)</w:t>
+            </w:r>
+          </w:p>
+        </w:tc>
+        <w:tc>
+          <w:tcPr>
+            <w:tcW w:type="dxa" w:w="1080"/>
+          </w:tcPr>
+          <w:p>
+            <w:r>
+              <w:t>(7/120.0°C/no base/Hf-MOF-808_H2O/oxygen/10.1021/acssuschemeng.1c04903/2021)</w:t>
+            </w:r>
+          </w:p>
+        </w:tc>
+        <w:tc>
+          <w:tcPr>
+            <w:tcW w:type="dxa" w:w="1080"/>
+          </w:tcPr>
+          <w:p>
+            <w:r>
+              <w:t>(8/120.0°C/no base/Hf-MOF-808_H2O/oxygen/10.1021/acssuschemeng.1c04903/2021)</w:t>
+            </w:r>
+          </w:p>
+        </w:tc>
+        <w:tc>
+          <w:tcPr>
+            <w:tcW w:type="dxa" w:w="1080"/>
+          </w:tcPr>
+          <w:p>
+            <w:r>
+              <w:t>(7/120.0°C/no base/Hf-MOF-808_H2O/oxygen/10.1021/acssuschemeng.1c04903/2021)</w:t>
+            </w:r>
+          </w:p>
+        </w:tc>
+        <w:tc>
+          <w:tcPr>
+            <w:tcW w:type="dxa" w:w="1080"/>
+          </w:tcPr>
+          <w:p>
+            <w:r>
+              <w:t>['no base']</w:t>
+            </w:r>
+          </w:p>
+        </w:tc>
+      </w:tr>
+      <w:tr>
+        <w:tc>
+          <w:tcPr>
+            <w:tcW w:type="dxa" w:w="1080"/>
+          </w:tcPr>
+          <w:p>
+            <w:r>
+              <w:t>Sm</w:t>
+            </w:r>
+          </w:p>
+        </w:tc>
+        <w:tc>
+          <w:tcPr>
+            <w:tcW w:type="dxa" w:w="1080"/>
+          </w:tcPr>
+          <w:p>
+            <w:r>
+              <w:t>1</w:t>
+            </w:r>
+          </w:p>
+        </w:tc>
+        <w:tc>
+          <w:tcPr>
+            <w:tcW w:type="dxa" w:w="1080"/>
+          </w:tcPr>
+          <w:p>
+            <w:r>
+              <w:t>(28/140.0°C/tBuOK/SmI2/inert/10.1021/acs.joc.9b00717/2019)</w:t>
+            </w:r>
+          </w:p>
+        </w:tc>
+        <w:tc>
+          <w:tcPr>
+            <w:tcW w:type="dxa" w:w="1080"/>
+          </w:tcPr>
+          <w:p>
+            <w:r>
+              <w:t>(28/140.0°C/tBuOK/SmI2/inert/10.1021/acs.joc.9b00717/2019)</w:t>
+            </w:r>
+          </w:p>
+        </w:tc>
+        <w:tc>
+          <w:tcPr>
+            <w:tcW w:type="dxa" w:w="1080"/>
+          </w:tcPr>
+          <w:p>
+            <w:r>
+              <w:t>(27/140.0°C/tBuOK/SmI2/inert/10.1021/acs.joc.9b00717/2019)</w:t>
+            </w:r>
+          </w:p>
+        </w:tc>
+        <w:tc>
+          <w:tcPr>
+            <w:tcW w:type="dxa" w:w="1080"/>
+          </w:tcPr>
+          <w:p>
+            <w:r>
+              <w:t>no data</w:t>
+            </w:r>
+          </w:p>
+        </w:tc>
+        <w:tc>
+          <w:tcPr>
+            <w:tcW w:type="dxa" w:w="1080"/>
+          </w:tcPr>
+          <w:p>
+            <w:r>
+              <w:t>no data</w:t>
+            </w:r>
+          </w:p>
+        </w:tc>
+        <w:tc>
+          <w:tcPr>
+            <w:tcW w:type="dxa" w:w="1080"/>
+          </w:tcPr>
+          <w:p>
+            <w:r>
+              <w:t>['tBuOK']</w:t>
+            </w:r>
+          </w:p>
+        </w:tc>
+      </w:tr>
+      <w:tr>
+        <w:tc>
+          <w:tcPr>
+            <w:tcW w:type="dxa" w:w="1080"/>
+          </w:tcPr>
+          <w:p>
+            <w:r>
+              <w:t>Cr</w:t>
+            </w:r>
+          </w:p>
+        </w:tc>
+        <w:tc>
+          <w:tcPr>
+            <w:tcW w:type="dxa" w:w="1080"/>
+          </w:tcPr>
+          <w:p>
+            <w:r>
+              <w:t>1</w:t>
+            </w:r>
+          </w:p>
+        </w:tc>
+        <w:tc>
+          <w:tcPr>
+            <w:tcW w:type="dxa" w:w="1080"/>
+          </w:tcPr>
+          <w:p>
+            <w:r>
+              <w:t>(33/150.0°C/tBuOK/CrNNN/inert/10.1002/anie.202001704/2020)</w:t>
+            </w:r>
+          </w:p>
+        </w:tc>
+        <w:tc>
+          <w:tcPr>
+            <w:tcW w:type="dxa" w:w="1080"/>
+          </w:tcPr>
+          <w:p>
+            <w:r>
+              <w:t>(33/150.0°C/tBuOK/CrNNN/inert/10.1002/anie.202001704/2020)</w:t>
+            </w:r>
+          </w:p>
+        </w:tc>
+        <w:tc>
+          <w:tcPr>
+            <w:tcW w:type="dxa" w:w="1080"/>
+          </w:tcPr>
+          <w:p>
+            <w:r>
+              <w:t>(28/150.0°C/tBuOK/CrNNN/inert/10.1002/anie.202001704/2020)</w:t>
             </w:r>
           </w:p>
         </w:tc>
